--- a/feed-forward.docx
+++ b/feed-forward.docx
@@ -51,19 +51,7 @@
         <w:rPr>
           <w:lang w:val="en-US"/>
         </w:rPr>
-        <w:t xml:space="preserve">Details on machine learning methods. For each </w:t>
-      </w:r>
-      <w:r>
-        <w:rPr>
-          <w:lang w:val="en-US"/>
-        </w:rPr>
-        <w:t>method,</w:t>
-      </w:r>
-      <w:r>
-        <w:rPr>
-          <w:lang w:val="en-US"/>
-        </w:rPr>
-        <w:t xml:space="preserve"> please make sure to include</w:t>
+        <w:t>Details on machine learning methods. For each method, please make sure to include</w:t>
       </w:r>
     </w:p>
     <w:p>
@@ -135,19 +123,7 @@
         <w:rPr>
           <w:lang w:val="en-US"/>
         </w:rPr>
-        <w:t xml:space="preserve">Our implementation of the second required </w:t>
-      </w:r>
-      <w:r>
-        <w:rPr>
-          <w:lang w:val="en-US"/>
-        </w:rPr>
-        <w:t xml:space="preserve">method </w:t>
-      </w:r>
-      <w:r>
-        <w:rPr>
-          <w:lang w:val="en-US"/>
-        </w:rPr>
-        <w:t>is based on (1). However</w:t>
+        <w:t>Our implementation of the second required method is based on (1). However</w:t>
       </w:r>
       <w:r>
         <w:rPr>
@@ -165,7 +141,19 @@
         <w:rPr>
           <w:lang w:val="en-US"/>
         </w:rPr>
-        <w:t xml:space="preserve">to achieve consistent and better results, we have added additional methods for solving general neural network problems like </w:t>
+        <w:t xml:space="preserve">to achieve consistent and better results, we have added </w:t>
+      </w:r>
+      <w:r>
+        <w:rPr>
+          <w:lang w:val="en-US"/>
+        </w:rPr>
+        <w:t>some strategies</w:t>
+      </w:r>
+      <w:r>
+        <w:rPr>
+          <w:lang w:val="en-US"/>
+        </w:rPr>
+        <w:t xml:space="preserve"> for solving general neural network problems like </w:t>
       </w:r>
       <w:r>
         <w:rPr>
@@ -208,229 +196,370 @@
         <w:rPr>
           <w:lang w:val="en-US"/>
         </w:rPr>
-        <w:t xml:space="preserve"> the differences in the structure design of</w:t>
-      </w:r>
-      <w:r>
-        <w:rPr>
-          <w:lang w:val="en-US"/>
+        <w:t xml:space="preserve"> the differences in the structure design of the basic version presented in the article and our variation. The original relies on building the model </w:t>
+      </w:r>
+      <w:r>
+        <w:rPr>
+          <w:lang w:val="en-US"/>
+        </w:rPr>
+        <w:t>using</w:t>
+      </w:r>
+      <w:r>
+        <w:rPr>
+          <w:lang w:val="en-US"/>
+        </w:rPr>
+        <w:t xml:space="preserve"> predefined lists containing the number of neurons for each layer. Although the idea is </w:t>
+      </w:r>
+      <w:r>
+        <w:rPr>
+          <w:lang w:val="en-US"/>
+        </w:rPr>
+        <w:t>perfect</w:t>
+      </w:r>
+      <w:r>
+        <w:rPr>
+          <w:lang w:val="en-US"/>
+        </w:rPr>
+        <w:t xml:space="preserve"> for a </w:t>
+      </w:r>
+      <w:r>
+        <w:rPr>
+          <w:lang w:val="en-US"/>
+        </w:rPr>
+        <w:t xml:space="preserve">functional </w:t>
+      </w:r>
+      <w:r>
+        <w:rPr>
+          <w:lang w:val="en-US"/>
+        </w:rPr>
+        <w:t xml:space="preserve">manual implementation, </w:t>
+      </w:r>
+      <w:r>
+        <w:rPr>
+          <w:lang w:val="en-US"/>
+        </w:rPr>
+        <w:t>we felt that th</w:t>
+      </w:r>
+      <w:r>
+        <w:rPr>
+          <w:lang w:val="en-US"/>
+        </w:rPr>
+        <w:t>is</w:t>
+      </w:r>
+      <w:r>
+        <w:rPr>
+          <w:lang w:val="en-US"/>
+        </w:rPr>
+        <w:t xml:space="preserve"> building </w:t>
+      </w:r>
+      <w:r>
+        <w:rPr>
+          <w:lang w:val="en-US"/>
+        </w:rPr>
+        <w:t>process</w:t>
+      </w:r>
+      <w:r>
+        <w:rPr>
+          <w:lang w:val="en-US"/>
+        </w:rPr>
+        <w:t xml:space="preserve"> was </w:t>
+      </w:r>
+      <w:r>
+        <w:rPr>
+          <w:lang w:val="en-US"/>
+        </w:rPr>
+        <w:t xml:space="preserve">too restricted compared to the methods used in the TensorFlow library. So, </w:t>
+      </w:r>
+      <w:r>
+        <w:rPr>
+          <w:lang w:val="en-US"/>
+        </w:rPr>
+        <w:t>to increase</w:t>
+      </w:r>
+      <w:r>
+        <w:rPr>
+          <w:lang w:val="en-US"/>
+        </w:rPr>
+        <w:t xml:space="preserve"> building flexibility and model transparency, we altered our original code source to resemble the </w:t>
+      </w:r>
+      <w:r>
+        <w:rPr>
+          <w:lang w:val="en-GB"/>
+        </w:rPr>
+        <w:t>“reference implementation”</w:t>
+      </w:r>
+      <w:r>
+        <w:rPr>
+          <w:lang w:val="en-GB"/>
+        </w:rPr>
+        <w:t xml:space="preserve"> which uses an object-oriented approach</w:t>
+      </w:r>
+      <w:r>
+        <w:rPr>
+          <w:lang w:val="en-GB"/>
+        </w:rPr>
+        <w:t>.</w:t>
+      </w:r>
+      <w:r>
+        <w:rPr>
+          <w:lang w:val="en-GB"/>
+        </w:rPr>
+        <w:t xml:space="preserve"> Now our implementation allows control over the activation function for each layer, the </w:t>
+      </w:r>
+      <w:r>
+        <w:rPr>
+          <w:lang w:val="en-GB"/>
+        </w:rPr>
+        <w:t xml:space="preserve">optimizer, </w:t>
+      </w:r>
+      <w:r>
+        <w:rPr>
+          <w:lang w:val="en-GB"/>
+        </w:rPr>
+        <w:t xml:space="preserve">and the </w:t>
+      </w:r>
+      <w:r>
+        <w:rPr>
+          <w:lang w:val="en-GB"/>
+        </w:rPr>
+        <w:t xml:space="preserve">learning rate. </w:t>
+      </w:r>
+    </w:p>
+    <w:p>
+      <w:pPr>
+        <w:rPr>
+          <w:lang w:val="en-US"/>
+        </w:rPr>
+      </w:pPr>
+      <w:r>
+        <w:rPr>
+          <w:lang w:val="en-GB"/>
+        </w:rPr>
+        <w:t xml:space="preserve">Next, we decided to </w:t>
+      </w:r>
+      <w:r>
+        <w:rPr>
+          <w:lang w:val="en-GB"/>
+        </w:rPr>
+        <w:t xml:space="preserve">switch to a better optimizer. The original code uses a </w:t>
+      </w:r>
+      <w:r>
+        <w:rPr>
+          <w:lang w:val="en-GB"/>
+        </w:rPr>
+        <w:t>mini-batch gradient</w:t>
+      </w:r>
+      <w:r>
+        <w:rPr>
+          <w:lang w:val="en-GB"/>
         </w:rPr>
         <w:t xml:space="preserve"> </w:t>
       </w:r>
       <w:r>
         <w:rPr>
-          <w:lang w:val="en-US"/>
-        </w:rPr>
-        <w:t xml:space="preserve">the basic version presented in the article and our variation. The original relies on building the model </w:t>
-      </w:r>
-      <w:r>
-        <w:rPr>
-          <w:lang w:val="en-US"/>
-        </w:rPr>
-        <w:t>using</w:t>
-      </w:r>
-      <w:r>
-        <w:rPr>
-          <w:lang w:val="en-US"/>
-        </w:rPr>
-        <w:t xml:space="preserve"> predefined lists containing the number of neurons for each layer. Although the idea is </w:t>
-      </w:r>
-      <w:r>
-        <w:rPr>
-          <w:lang w:val="en-US"/>
-        </w:rPr>
-        <w:t>perfect</w:t>
-      </w:r>
-      <w:r>
-        <w:rPr>
-          <w:lang w:val="en-US"/>
-        </w:rPr>
-        <w:t xml:space="preserve"> for a </w:t>
-      </w:r>
-      <w:r>
-        <w:rPr>
-          <w:lang w:val="en-US"/>
-        </w:rPr>
-        <w:t xml:space="preserve">functional </w:t>
-      </w:r>
-      <w:r>
-        <w:rPr>
-          <w:lang w:val="en-US"/>
-        </w:rPr>
-        <w:t xml:space="preserve">manual implementation, </w:t>
-      </w:r>
-      <w:r>
-        <w:rPr>
-          <w:lang w:val="en-US"/>
-        </w:rPr>
-        <w:t>we felt that th</w:t>
-      </w:r>
-      <w:r>
-        <w:rPr>
-          <w:lang w:val="en-US"/>
-        </w:rPr>
-        <w:t>is</w:t>
-      </w:r>
-      <w:r>
-        <w:rPr>
-          <w:lang w:val="en-US"/>
-        </w:rPr>
-        <w:t xml:space="preserve"> building </w:t>
-      </w:r>
-      <w:r>
-        <w:rPr>
-          <w:lang w:val="en-US"/>
-        </w:rPr>
-        <w:t>process</w:t>
-      </w:r>
-      <w:r>
-        <w:rPr>
-          <w:lang w:val="en-US"/>
-        </w:rPr>
-        <w:t xml:space="preserve"> was </w:t>
-      </w:r>
-      <w:r>
-        <w:rPr>
-          <w:lang w:val="en-US"/>
-        </w:rPr>
-        <w:t xml:space="preserve">too restricted compared to the methods used in the TensorFlow library. So, </w:t>
-      </w:r>
-      <w:r>
-        <w:rPr>
-          <w:lang w:val="en-US"/>
-        </w:rPr>
-        <w:t>to increase</w:t>
-      </w:r>
-      <w:r>
-        <w:rPr>
-          <w:lang w:val="en-US"/>
-        </w:rPr>
-        <w:t xml:space="preserve"> building flexibility and model transparency, we altered our original code source to resemble the </w:t>
-      </w:r>
-      <w:r>
-        <w:rPr>
-          <w:lang w:val="en-GB"/>
-        </w:rPr>
-        <w:t>“reference implementation”</w:t>
-      </w:r>
-      <w:r>
-        <w:rPr>
-          <w:lang w:val="en-GB"/>
-        </w:rPr>
-        <w:t xml:space="preserve"> which uses an object-oriented approach</w:t>
-      </w:r>
-      <w:r>
-        <w:rPr>
-          <w:lang w:val="en-GB"/>
+          <w:lang w:val="en-GB"/>
+        </w:rPr>
+        <w:t>descent</w:t>
+      </w:r>
+      <w:r>
+        <w:rPr>
+          <w:lang w:val="en-GB"/>
+        </w:rPr>
+        <w:t xml:space="preserve"> but is still susceptible to falling into a local minimum. As we already had He initialization we decided to implement</w:t>
+      </w:r>
+      <w:r>
+        <w:rPr>
+          <w:lang w:val="en-GB"/>
+        </w:rPr>
+        <w:t xml:space="preserve"> adaptive moment estimation</w:t>
+      </w:r>
+      <w:r>
+        <w:rPr>
+          <w:lang w:val="en-GB"/>
+        </w:rPr>
+        <w:t xml:space="preserve"> (Adam) based on this article (2). The benefits of Adam are the inclusion of both </w:t>
+      </w:r>
+      <w:proofErr w:type="spellStart"/>
+      <w:r>
+        <w:t>RMSProp</w:t>
+      </w:r>
+      <w:proofErr w:type="spellEnd"/>
+      <w:r>
+        <w:rPr>
+          <w:lang w:val="en-US"/>
+        </w:rPr>
+        <w:t xml:space="preserve"> and momentum optimization. </w:t>
+      </w:r>
+      <w:r>
+        <w:rPr>
+          <w:lang w:val="en-US"/>
+        </w:rPr>
+        <w:t xml:space="preserve">The former solves the problem </w:t>
+      </w:r>
+      <w:r>
+        <w:rPr>
+          <w:lang w:val="en-US"/>
+        </w:rPr>
+        <w:t>of</w:t>
+      </w:r>
+      <w:r>
+        <w:rPr>
+          <w:lang w:val="en-US"/>
+        </w:rPr>
+        <w:t xml:space="preserve"> ending</w:t>
+      </w:r>
+      <w:r>
+        <w:rPr>
+          <w:lang w:val="en-US"/>
+        </w:rPr>
+        <w:t xml:space="preserve"> </w:t>
+      </w:r>
+      <w:r>
+        <w:rPr>
+          <w:lang w:val="en-US"/>
+        </w:rPr>
+        <w:t>up in a</w:t>
+      </w:r>
+      <w:r>
+        <w:rPr>
+          <w:lang w:val="en-US"/>
+        </w:rPr>
+        <w:t xml:space="preserve"> local minimum by introducing the idea of a decaying rate. This means that when we update the weights the most recent gradients have a greater impact on </w:t>
+      </w:r>
+      <w:r>
+        <w:rPr>
+          <w:lang w:val="en-US"/>
+        </w:rPr>
+        <w:t>the “direction” of our next step</w:t>
+      </w:r>
+      <w:r>
+        <w:rPr>
+          <w:lang w:val="en-US"/>
         </w:rPr>
         <w:t>.</w:t>
       </w:r>
       <w:r>
         <w:rPr>
-          <w:lang w:val="en-GB"/>
-        </w:rPr>
-        <w:t xml:space="preserve"> Now our implementation allows control over the activation function for each layer, the </w:t>
-      </w:r>
-      <w:r>
-        <w:rPr>
-          <w:lang w:val="en-GB"/>
-        </w:rPr>
-        <w:t xml:space="preserve">optimizer, </w:t>
-      </w:r>
-      <w:r>
-        <w:rPr>
-          <w:lang w:val="en-GB"/>
-        </w:rPr>
-        <w:t xml:space="preserve">and the </w:t>
-      </w:r>
-      <w:r>
-        <w:rPr>
-          <w:lang w:val="en-GB"/>
-        </w:rPr>
-        <w:t xml:space="preserve">learning rate. </w:t>
-      </w:r>
-    </w:p>
-    <w:p>
-      <w:pPr>
-        <w:rPr>
-          <w:lang w:val="en-US"/>
-        </w:rPr>
-      </w:pPr>
-      <w:r>
-        <w:rPr>
-          <w:lang w:val="en-GB"/>
-        </w:rPr>
-        <w:t xml:space="preserve">Next, we decided to </w:t>
-      </w:r>
-      <w:r>
-        <w:rPr>
-          <w:lang w:val="en-GB"/>
-        </w:rPr>
-        <w:t xml:space="preserve">switch to a better optimizer. The original code uses a </w:t>
-      </w:r>
-      <w:r>
-        <w:rPr>
-          <w:lang w:val="en-GB"/>
-        </w:rPr>
-        <w:t>mini-batch gradient</w:t>
-      </w:r>
-      <w:r>
-        <w:rPr>
-          <w:lang w:val="en-GB"/>
+          <w:lang w:val="en-US"/>
+        </w:rPr>
+        <w:t xml:space="preserve"> The momentum is used to accelerate our learning process </w:t>
+      </w:r>
+      <w:r>
+        <w:rPr>
+          <w:lang w:val="en-US"/>
+        </w:rPr>
+        <w:t>according to the steepness of the gradient</w:t>
+      </w:r>
+      <w:r>
+        <w:rPr>
+          <w:lang w:val="en-US"/>
+        </w:rPr>
+        <w:t xml:space="preserve">. </w:t>
+      </w:r>
+      <w:r>
+        <w:rPr>
+          <w:lang w:val="en-US"/>
+        </w:rPr>
+        <w:t>If the slope is big</w:t>
+      </w:r>
+      <w:r>
+        <w:rPr>
+          <w:lang w:val="en-US"/>
+        </w:rPr>
+        <w:t>,</w:t>
+      </w:r>
+      <w:r>
+        <w:rPr>
+          <w:lang w:val="en-US"/>
+        </w:rPr>
+        <w:t xml:space="preserve"> there is a chance to oversho</w:t>
+      </w:r>
+      <w:r>
+        <w:rPr>
+          <w:lang w:val="en-US"/>
+        </w:rPr>
+        <w:t>o</w:t>
+      </w:r>
+      <w:r>
+        <w:rPr>
+          <w:lang w:val="en-US"/>
+        </w:rPr>
+        <w:t xml:space="preserve">t our next step and </w:t>
+      </w:r>
+      <w:r>
+        <w:rPr>
+          <w:lang w:val="en-US"/>
+        </w:rPr>
+        <w:t xml:space="preserve">start </w:t>
+      </w:r>
+      <w:r>
+        <w:rPr>
+          <w:lang w:val="en-US"/>
+        </w:rPr>
+        <w:t>oscillat</w:t>
+      </w:r>
+      <w:r>
+        <w:rPr>
+          <w:lang w:val="en-US"/>
+        </w:rPr>
+        <w:t>ing</w:t>
+      </w:r>
+      <w:r>
+        <w:rPr>
+          <w:lang w:val="en-US"/>
+        </w:rPr>
+        <w:t xml:space="preserve"> around the minimum. So, the momentum restricts the algorithm from crossing over our target point. However, if the gradient slope is low and there are no major differences between the updates, taking small steps leads to unnecessary slow learning. Therefore, the momentum </w:t>
+      </w:r>
+      <w:r>
+        <w:rPr>
+          <w:lang w:val="en-US"/>
+        </w:rPr>
+        <w:t>can</w:t>
+      </w:r>
+      <w:r>
+        <w:rPr>
+          <w:lang w:val="en-US"/>
         </w:rPr>
         <w:t xml:space="preserve"> </w:t>
       </w:r>
       <w:r>
         <w:rPr>
-          <w:lang w:val="en-GB"/>
-        </w:rPr>
-        <w:t>descent</w:t>
-      </w:r>
-      <w:r>
-        <w:rPr>
-          <w:lang w:val="en-GB"/>
-        </w:rPr>
-        <w:t xml:space="preserve"> but is still susceptible to falling into a local minimum. As we already had He initialization we decided to implement</w:t>
-      </w:r>
-      <w:r>
-        <w:rPr>
-          <w:lang w:val="en-GB"/>
-        </w:rPr>
-        <w:t xml:space="preserve"> adaptive moment estimation</w:t>
-      </w:r>
-      <w:r>
-        <w:rPr>
-          <w:lang w:val="en-GB"/>
-        </w:rPr>
-        <w:t xml:space="preserve"> (Adam) based on this article (2). The benefits of Adam are the inclusion of both </w:t>
+          <w:lang w:val="en-US"/>
+        </w:rPr>
+        <w:t xml:space="preserve">help us cross faster through the steep gradients. </w:t>
+      </w:r>
+    </w:p>
+    <w:p>
+      <w:pPr>
+        <w:rPr>
+          <w:lang w:val="en-US"/>
+        </w:rPr>
+      </w:pPr>
+      <w:r>
+        <w:rPr>
+          <w:lang w:val="en-US"/>
+        </w:rPr>
+        <w:t xml:space="preserve">Another important adjustment was the inclusion of Leaky </w:t>
       </w:r>
       <w:proofErr w:type="spellStart"/>
       <w:r>
-        <w:t>RMSProp</w:t>
+        <w:rPr>
+          <w:lang w:val="en-US"/>
+        </w:rPr>
+        <w:t>ReLU</w:t>
       </w:r>
       <w:proofErr w:type="spellEnd"/>
       <w:r>
         <w:rPr>
           <w:lang w:val="en-US"/>
         </w:rPr>
-        <w:t xml:space="preserve"> and momentum optimization. </w:t>
-      </w:r>
-      <w:r>
-        <w:rPr>
-          <w:lang w:val="en-US"/>
-        </w:rPr>
-        <w:t xml:space="preserve">The former solves the problem </w:t>
-      </w:r>
-      <w:r>
-        <w:rPr>
-          <w:lang w:val="en-US"/>
-        </w:rPr>
-        <w:t>of</w:t>
-      </w:r>
-      <w:r>
-        <w:rPr>
-          <w:lang w:val="en-US"/>
-        </w:rPr>
-        <w:t xml:space="preserve"> ending</w:t>
+        <w:t xml:space="preserve"> and batch normalization. Th</w:t>
+      </w:r>
+      <w:r>
+        <w:rPr>
+          <w:lang w:val="en-US"/>
+        </w:rPr>
+        <w:t>at</w:t>
       </w:r>
       <w:r>
         <w:rPr>
@@ -442,20 +571,34 @@
         <w:rPr>
           <w:lang w:val="en-US"/>
         </w:rPr>
-        <w:t>up in a</w:t>
-      </w:r>
-      <w:r>
-        <w:rPr>
-          <w:lang w:val="en-US"/>
-        </w:rPr>
-        <w:t xml:space="preserve"> local minimum by introducing the idea of a decaying rate. This means that when we update the weights the most recent gradients have a greater impact on </w:t>
-      </w:r>
-      <w:r>
-        <w:rPr>
-          <w:lang w:val="en-US"/>
-        </w:rPr>
-        <w:t>the “direction” of our next step</w:t>
-      </w:r>
+        <w:t>aims</w:t>
+      </w:r>
+      <w:r>
+        <w:rPr>
+          <w:lang w:val="en-US"/>
+        </w:rPr>
+        <w:t xml:space="preserve"> to address the disappearing gradient problem that can easily occur during backpropagation due to the </w:t>
+      </w:r>
+      <w:r>
+        <w:rPr>
+          <w:lang w:val="en-US"/>
+        </w:rPr>
+        <w:t xml:space="preserve">imperfections in the </w:t>
+      </w:r>
+      <w:r>
+        <w:rPr>
+          <w:lang w:val="en-US"/>
+        </w:rPr>
+        <w:t xml:space="preserve">derivative of </w:t>
+      </w:r>
+      <w:proofErr w:type="spellStart"/>
+      <w:r>
+        <w:rPr>
+          <w:lang w:val="en-US"/>
+        </w:rPr>
+        <w:t>ReLU</w:t>
+      </w:r>
+      <w:proofErr w:type="spellEnd"/>
       <w:r>
         <w:rPr>
           <w:lang w:val="en-US"/>
@@ -466,13 +609,31 @@
         <w:rPr>
           <w:lang w:val="en-US"/>
         </w:rPr>
-        <w:t xml:space="preserve"> The momentum is used to accelerate our learning process </w:t>
-      </w:r>
-      <w:r>
-        <w:rPr>
-          <w:lang w:val="en-US"/>
-        </w:rPr>
-        <w:t>according to the steepness of the gradient</w:t>
+        <w:t xml:space="preserve"> </w:t>
+      </w:r>
+      <w:r>
+        <w:rPr>
+          <w:lang w:val="en-US"/>
+        </w:rPr>
+        <w:t xml:space="preserve">Additionally, batch normalization </w:t>
+      </w:r>
+      <w:r>
+        <w:rPr>
+          <w:lang w:val="en-US"/>
+        </w:rPr>
+        <w:t>normalizes and scales</w:t>
+      </w:r>
+      <w:r>
+        <w:rPr>
+          <w:lang w:val="en-US"/>
+        </w:rPr>
+        <w:t xml:space="preserve"> our data</w:t>
+      </w:r>
+      <w:r>
+        <w:rPr>
+          <w:lang w:val="en-US"/>
+        </w:rPr>
+        <w:t>, allowing us to skip these in the preprocessing</w:t>
       </w:r>
       <w:r>
         <w:rPr>
@@ -480,11 +641,119 @@
         </w:rPr>
         <w:t xml:space="preserve">. </w:t>
       </w:r>
-      <w:r>
-        <w:rPr>
-          <w:lang w:val="en-US"/>
-        </w:rPr>
-        <w:t>If the slope is big</w:t>
+    </w:p>
+    <w:p>
+      <w:pPr>
+        <w:rPr>
+          <w:lang w:val="en-US"/>
+        </w:rPr>
+      </w:pPr>
+      <w:r>
+        <w:rPr>
+          <w:lang w:val="en-US"/>
+        </w:rPr>
+        <w:t xml:space="preserve">Finally, we enabled the use of early stopping with an adjustable patience. This method is pretty helpful during hyperparameter exploration. Specifically for the neural networks it allows us to run training with a high number of epochs, stop it once overfitting is detected, and return to the best state reached beforehand. </w:t>
+      </w:r>
+    </w:p>
+    <w:p>
+      <w:pPr>
+        <w:rPr>
+          <w:lang w:val="en-US"/>
+        </w:rPr>
+      </w:pPr>
+      <w:r>
+        <w:rPr>
+          <w:lang w:val="en-US"/>
+        </w:rPr>
+        <w:lastRenderedPageBreak/>
+        <w:t xml:space="preserve">The algorithms for feed-forward calculations and backpropagation follow the source implementation with the necessary structural adjustments. </w:t>
+      </w:r>
+    </w:p>
+    <w:p>
+      <w:pPr>
+        <w:rPr>
+          <w:lang w:val="en-US"/>
+        </w:rPr>
+      </w:pPr>
+      <w:r>
+        <w:rPr>
+          <w:lang w:val="en-US"/>
+        </w:rPr>
+        <w:t xml:space="preserve">Having mentioned all the changes in our implementation, we can now focus on </w:t>
+      </w:r>
+      <w:r>
+        <w:rPr>
+          <w:lang w:val="en-US"/>
+        </w:rPr>
+        <w:t>our model</w:t>
+      </w:r>
+      <w:r>
+        <w:rPr>
+          <w:lang w:val="en-US"/>
+        </w:rPr>
+        <w:t xml:space="preserve">. </w:t>
+      </w:r>
+      <w:r>
+        <w:rPr>
+          <w:lang w:val="en-US"/>
+        </w:rPr>
+        <w:t xml:space="preserve">After testing different configurations, we saw the best performance in a model containing 5 hidden layers using leaky </w:t>
+      </w:r>
+      <w:proofErr w:type="spellStart"/>
+      <w:r>
+        <w:rPr>
+          <w:lang w:val="en-US"/>
+        </w:rPr>
+        <w:t>ReLU</w:t>
+      </w:r>
+      <w:proofErr w:type="spellEnd"/>
+      <w:r>
+        <w:rPr>
+          <w:lang w:val="en-US"/>
+        </w:rPr>
+        <w:t xml:space="preserve"> and one output layer with a standard </w:t>
+      </w:r>
+      <w:r>
+        <w:rPr>
+          <w:lang w:val="en-US"/>
+        </w:rPr>
+        <w:t>SoftMax</w:t>
+      </w:r>
+      <w:r>
+        <w:rPr>
+          <w:lang w:val="en-US"/>
+        </w:rPr>
+        <w:t xml:space="preserve"> activation function. The model requires the raw image data and each layer contains half the </w:t>
+      </w:r>
+      <w:r>
+        <w:rPr>
+          <w:lang w:val="en-US"/>
+        </w:rPr>
+        <w:t>number</w:t>
+      </w:r>
+      <w:r>
+        <w:rPr>
+          <w:lang w:val="en-US"/>
+        </w:rPr>
+        <w:t xml:space="preserve"> of neurons of the previous one</w:t>
+      </w:r>
+      <w:r>
+        <w:rPr>
+          <w:lang w:val="en-US"/>
+        </w:rPr>
+        <w:t xml:space="preserve">. The idea behind it is to have a steady passing of the analysis before we compress it to the final 5 probabilities. So, we begin with an input of 784 features, </w:t>
+      </w:r>
+      <w:r>
+        <w:rPr>
+          <w:lang w:val="en-US"/>
+        </w:rPr>
+        <w:t xml:space="preserve">and </w:t>
+      </w:r>
+      <w:r>
+        <w:rPr>
+          <w:lang w:val="en-US"/>
+        </w:rPr>
+        <w:t>pass the weighted sum to 256 neurons, followed by 128 neurons, 64</w:t>
       </w:r>
       <w:r>
         <w:rPr>
@@ -496,49 +765,80 @@
         <w:rPr>
           <w:lang w:val="en-US"/>
         </w:rPr>
-        <w:t xml:space="preserve"> there is a chance to oversho</w:t>
-      </w:r>
-      <w:r>
-        <w:rPr>
-          <w:lang w:val="en-US"/>
-        </w:rPr>
-        <w:t>o</w:t>
-      </w:r>
-      <w:r>
-        <w:rPr>
-          <w:lang w:val="en-US"/>
-        </w:rPr>
-        <w:t xml:space="preserve">t our next step and </w:t>
-      </w:r>
-      <w:r>
-        <w:rPr>
-          <w:lang w:val="en-US"/>
-        </w:rPr>
-        <w:t xml:space="preserve">start </w:t>
-      </w:r>
-      <w:r>
-        <w:rPr>
-          <w:lang w:val="en-US"/>
-        </w:rPr>
-        <w:t>oscillat</w:t>
-      </w:r>
-      <w:r>
-        <w:rPr>
-          <w:lang w:val="en-US"/>
-        </w:rPr>
-        <w:t>ing</w:t>
-      </w:r>
-      <w:r>
-        <w:rPr>
-          <w:lang w:val="en-US"/>
-        </w:rPr>
-        <w:t xml:space="preserve"> around the minimum. So, the momentum restricts the algorithm from crossing over our target point. However, if the gradient slope is low and there are no major differences between the updates, taking small steps leads to unnecessary slow learning. Therefore, the momentum </w:t>
-      </w:r>
-      <w:r>
-        <w:rPr>
-          <w:lang w:val="en-US"/>
-        </w:rPr>
-        <w:t>can</w:t>
+        <w:t xml:space="preserve"> and 32 on the last hidden layer before our output. </w:t>
+      </w:r>
+    </w:p>
+    <w:p>
+      <w:pPr>
+        <w:rPr>
+          <w:lang w:val="en-US"/>
+        </w:rPr>
+      </w:pPr>
+      <w:r>
+        <w:rPr>
+          <w:lang w:val="en-US"/>
+        </w:rPr>
+        <w:t xml:space="preserve">We used the same strategy for the </w:t>
+      </w:r>
+      <w:r>
+        <w:rPr>
+          <w:lang w:val="en-US"/>
+        </w:rPr>
+        <w:t>TensorFlow implementation and</w:t>
+      </w:r>
+      <w:r>
+        <w:rPr>
+          <w:lang w:val="en-US"/>
+        </w:rPr>
+        <w:t xml:space="preserve"> the </w:t>
+      </w:r>
+      <w:r>
+        <w:rPr>
+          <w:lang w:val="en-US"/>
+        </w:rPr>
+        <w:t>results were close to each other</w:t>
+      </w:r>
+      <w:r>
+        <w:rPr>
+          <w:lang w:val="en-US"/>
+        </w:rPr>
+        <w:t xml:space="preserve"> when we fed the raw data to the models</w:t>
+      </w:r>
+      <w:r>
+        <w:rPr>
+          <w:lang w:val="en-US"/>
+        </w:rPr>
+        <w:t>. Unfortunately, our</w:t>
+      </w:r>
+      <w:r>
+        <w:rPr>
+          <w:lang w:val="en-US"/>
+        </w:rPr>
+        <w:t xml:space="preserve"> manual</w:t>
+      </w:r>
+      <w:r>
+        <w:rPr>
+          <w:lang w:val="en-US"/>
+        </w:rPr>
+        <w:t xml:space="preserve"> implementation could not reach the same level of performance on the transformed data</w:t>
+      </w:r>
+      <w:r>
+        <w:rPr>
+          <w:lang w:val="en-US"/>
+        </w:rPr>
+        <w:t xml:space="preserve"> as </w:t>
+      </w:r>
+      <w:r>
+        <w:rPr>
+          <w:lang w:val="en-US"/>
+        </w:rPr>
+        <w:t>TensorFlow</w:t>
+      </w:r>
+      <w:r>
+        <w:rPr>
+          <w:lang w:val="en-US"/>
+        </w:rPr>
+        <w:t>.</w:t>
       </w:r>
       <w:r>
         <w:rPr>
@@ -546,44 +846,63 @@
         </w:rPr>
         <w:t xml:space="preserve"> </w:t>
       </w:r>
-      <w:r>
-        <w:rPr>
-          <w:lang w:val="en-US"/>
-        </w:rPr>
-        <w:t xml:space="preserve">help us cross faster through the steep gradients. </w:t>
-      </w:r>
-    </w:p>
-    <w:p>
-      <w:pPr>
-        <w:rPr>
-          <w:lang w:val="en-US"/>
-        </w:rPr>
-      </w:pPr>
-      <w:r>
-        <w:rPr>
-          <w:lang w:val="en-US"/>
-        </w:rPr>
-        <w:t xml:space="preserve">Another important adjustment was the inclusion of Leaky </w:t>
-      </w:r>
-      <w:proofErr w:type="spellStart"/>
-      <w:r>
-        <w:rPr>
-          <w:lang w:val="en-US"/>
-        </w:rPr>
-        <w:t>ReLU</w:t>
-      </w:r>
-      <w:proofErr w:type="spellEnd"/>
-      <w:r>
-        <w:rPr>
-          <w:lang w:val="en-US"/>
-        </w:rPr>
-        <w:t xml:space="preserve"> and batch normalization. Th</w:t>
-      </w:r>
-      <w:r>
-        <w:rPr>
-          <w:lang w:val="en-US"/>
-        </w:rPr>
-        <w:t>at</w:t>
+    </w:p>
+    <w:p>
+      <w:pPr>
+        <w:rPr>
+          <w:lang w:val="en-US"/>
+        </w:rPr>
+      </w:pPr>
+    </w:p>
+    <w:p>
+      <w:pPr>
+        <w:rPr>
+          <w:lang w:val="en-US"/>
+        </w:rPr>
+      </w:pPr>
+      <w:r>
+        <w:rPr>
+          <w:lang w:val="en-US"/>
+        </w:rPr>
+        <w:t>CNN</w:t>
+      </w:r>
+      <w:r>
+        <w:rPr>
+          <w:lang w:val="en-US"/>
+        </w:rPr>
+        <w:t xml:space="preserve"> implementation</w:t>
+      </w:r>
+    </w:p>
+    <w:p>
+      <w:pPr>
+        <w:rPr>
+          <w:lang w:val="en-US"/>
+        </w:rPr>
+      </w:pPr>
+      <w:r>
+        <w:rPr>
+          <w:lang w:val="en-US"/>
+        </w:rPr>
+        <w:t>It should allow us to handle different variations of the same object</w:t>
+      </w:r>
+    </w:p>
+    <w:p>
+      <w:pPr>
+        <w:rPr>
+          <w:lang w:val="en-US"/>
+        </w:rPr>
+      </w:pPr>
+      <w:r>
+        <w:rPr>
+          <w:lang w:val="en-US"/>
+        </w:rPr>
+        <w:t xml:space="preserve">CNN is another type of AN. </w:t>
+      </w:r>
+      <w:r>
+        <w:rPr>
+          <w:lang w:val="en-US"/>
+        </w:rPr>
+        <w:t>Therefore,</w:t>
       </w:r>
       <w:r>
         <w:rPr>
@@ -595,57 +914,459 @@
         <w:rPr>
           <w:lang w:val="en-US"/>
         </w:rPr>
-        <w:t>aims</w:t>
-      </w:r>
-      <w:r>
-        <w:rPr>
-          <w:lang w:val="en-US"/>
-        </w:rPr>
-        <w:t xml:space="preserve"> to address the disappearing gradient problem that can easily occur during backpropagation due to the </w:t>
-      </w:r>
-      <w:r>
-        <w:rPr>
-          <w:lang w:val="en-US"/>
-        </w:rPr>
-        <w:t xml:space="preserve">imperfections in the </w:t>
-      </w:r>
-      <w:r>
-        <w:rPr>
-          <w:lang w:val="en-US"/>
-        </w:rPr>
-        <w:t xml:space="preserve">derivative of </w:t>
-      </w:r>
-      <w:proofErr w:type="spellStart"/>
-      <w:r>
-        <w:rPr>
-          <w:lang w:val="en-US"/>
-        </w:rPr>
-        <w:t>ReLU</w:t>
-      </w:r>
-      <w:proofErr w:type="spellEnd"/>
-      <w:r>
-        <w:rPr>
-          <w:lang w:val="en-US"/>
+        <w:t>the method follows a big part of the logic in our previous segment with feed-forward neural networks. However, CNN</w:t>
+      </w:r>
+      <w:r>
+        <w:rPr>
+          <w:lang w:val="en-US"/>
+        </w:rPr>
+        <w:t>s</w:t>
+      </w:r>
+      <w:r>
+        <w:rPr>
+          <w:lang w:val="en-US"/>
+        </w:rPr>
+        <w:t xml:space="preserve"> ha</w:t>
+      </w:r>
+      <w:r>
+        <w:rPr>
+          <w:lang w:val="en-US"/>
+        </w:rPr>
+        <w:t>ve</w:t>
+      </w:r>
+      <w:r>
+        <w:rPr>
+          <w:lang w:val="en-US"/>
+        </w:rPr>
+        <w:t xml:space="preserve"> an additional preprocessing part that gives the analysis a great advantage when dealing with special data and the name of the said method. The so-called convolution </w:t>
+      </w:r>
+      <w:r>
+        <w:rPr>
+          <w:lang w:val="en-US"/>
+        </w:rPr>
+        <w:t>performs filtering on each image and extracts data for a pixel and its neighbors which leads to</w:t>
+      </w:r>
+      <w:r>
+        <w:rPr>
+          <w:lang w:val="en-US"/>
+        </w:rPr>
+        <w:t xml:space="preserve"> developing</w:t>
+      </w:r>
+      <w:r>
+        <w:rPr>
+          <w:lang w:val="en-US"/>
+        </w:rPr>
+        <w:t xml:space="preserve"> </w:t>
+      </w:r>
+      <w:r>
+        <w:rPr>
+          <w:lang w:val="en-US"/>
+        </w:rPr>
+        <w:t xml:space="preserve">a </w:t>
+      </w:r>
+      <w:r>
+        <w:rPr>
+          <w:lang w:val="en-US"/>
+        </w:rPr>
+        <w:t xml:space="preserve">better </w:t>
+      </w:r>
+      <w:r>
+        <w:rPr>
+          <w:lang w:val="en-US"/>
+        </w:rPr>
+        <w:t xml:space="preserve">understanding of the shape that defines the object. After that, the preprocessed information is given to a standard network for training. That is why this type of network is infamous for high performance on object recognition tasks. </w:t>
+      </w:r>
+    </w:p>
+    <w:p>
+      <w:pPr>
+        <w:rPr>
+          <w:lang w:val="en-US"/>
+        </w:rPr>
+      </w:pPr>
+      <w:r>
+        <w:rPr>
+          <w:lang w:val="en-US"/>
+        </w:rPr>
+        <w:t xml:space="preserve">Although the preprocessing aims to </w:t>
+      </w:r>
+      <w:r>
+        <w:rPr>
+          <w:lang w:val="en-US"/>
+        </w:rPr>
+        <w:t>apply</w:t>
+      </w:r>
+      <w:r>
+        <w:rPr>
+          <w:lang w:val="en-US"/>
+        </w:rPr>
+        <w:t xml:space="preserve"> the same idea of </w:t>
+      </w:r>
+      <w:r>
+        <w:rPr>
+          <w:lang w:val="en-US"/>
+        </w:rPr>
+        <w:t xml:space="preserve">capturing space information, one can implement </w:t>
+      </w:r>
+      <w:r>
+        <w:rPr>
+          <w:lang w:val="en-US"/>
+        </w:rPr>
+        <w:t>various</w:t>
+      </w:r>
+      <w:r>
+        <w:rPr>
+          <w:lang w:val="en-US"/>
+        </w:rPr>
+        <w:t xml:space="preserve"> tools during the convolution. We </w:t>
+      </w:r>
+      <w:r>
+        <w:rPr>
+          <w:lang w:val="en-US"/>
+        </w:rPr>
+        <w:t>will</w:t>
+      </w:r>
+      <w:r>
+        <w:rPr>
+          <w:lang w:val="en-US"/>
+        </w:rPr>
+        <w:t xml:space="preserve"> discuss some of them and the reason for their use in our model.</w:t>
+      </w:r>
+    </w:p>
+    <w:p>
+      <w:pPr>
+        <w:pStyle w:val="ListParagraph"/>
+        <w:numPr>
+          <w:ilvl w:val="0"/>
+          <w:numId w:val="1"/>
+        </w:numPr>
+        <w:rPr>
+          <w:lang w:val="en-GB"/>
+        </w:rPr>
+      </w:pPr>
+      <w:r>
+        <w:rPr>
+          <w:lang w:val="en-GB"/>
+        </w:rPr>
+        <w:t>Padding</w:t>
+      </w:r>
+      <w:r>
+        <w:rPr>
+          <w:lang w:val="en-GB"/>
+        </w:rPr>
+        <w:t xml:space="preserve"> - </w:t>
+      </w:r>
+      <w:r>
+        <w:rPr>
+          <w:lang w:val="en-GB"/>
+        </w:rPr>
+        <w:t>This method adds additional space around the image's borders. It usually helps when parts of the object are cut out of the picture. In our case, this is unnecessary because each piece of cloth fits</w:t>
+      </w:r>
+      <w:r>
+        <w:rPr>
+          <w:lang w:val="en-GB"/>
+        </w:rPr>
+        <w:t xml:space="preserve"> inside the whole image.</w:t>
+      </w:r>
+    </w:p>
+    <w:p>
+      <w:pPr>
+        <w:pStyle w:val="ListParagraph"/>
+        <w:numPr>
+          <w:ilvl w:val="0"/>
+          <w:numId w:val="1"/>
+        </w:numPr>
+        <w:rPr>
+          <w:lang w:val="en-GB"/>
+        </w:rPr>
+      </w:pPr>
+      <w:r>
+        <w:rPr>
+          <w:lang w:val="en-GB"/>
+        </w:rPr>
+        <w:t>Stride</w:t>
+      </w:r>
+      <w:r>
+        <w:rPr>
+          <w:lang w:val="en-GB"/>
+        </w:rPr>
+        <w:t xml:space="preserve"> </w:t>
+      </w:r>
+      <w:r>
+        <w:rPr>
+          <w:lang w:val="en-GB"/>
+        </w:rPr>
+        <w:t>-</w:t>
+      </w:r>
+      <w:r>
+        <w:rPr>
+          <w:lang w:val="en-GB"/>
+        </w:rPr>
+        <w:t xml:space="preserve"> It allows the kernel to skip steps during convolution. This</w:t>
+      </w:r>
+      <w:r>
+        <w:rPr>
+          <w:lang w:val="en-GB"/>
+        </w:rPr>
+        <w:t xml:space="preserve"> results in a lower amount of data for analysis and faster processing. However, because</w:t>
+      </w:r>
+      <w:r>
+        <w:rPr>
+          <w:lang w:val="en-GB"/>
+        </w:rPr>
+        <w:t xml:space="preserve"> we use small filters</w:t>
+      </w:r>
+      <w:r>
+        <w:rPr>
+          <w:lang w:val="en-GB"/>
+        </w:rPr>
+        <w:t xml:space="preserve"> </w:t>
+      </w:r>
+      <w:r>
+        <w:rPr>
+          <w:lang w:val="en-GB"/>
+        </w:rPr>
+        <w:t>(3x3 pixels)</w:t>
+      </w:r>
+      <w:r>
+        <w:rPr>
+          <w:lang w:val="en-GB"/>
+        </w:rPr>
+        <w:t>,</w:t>
+      </w:r>
+      <w:r>
+        <w:rPr>
+          <w:lang w:val="en-GB"/>
+        </w:rPr>
+        <w:t xml:space="preserve"> </w:t>
+      </w:r>
+      <w:r>
+        <w:rPr>
+          <w:lang w:val="en-GB"/>
+        </w:rPr>
+        <w:t>if we apply this method there is a chance that our steps end up being too big and the analysis would not capture precisely the shape of the object. If we had bigger filters</w:t>
+      </w:r>
+      <w:r>
+        <w:rPr>
+          <w:lang w:val="en-GB"/>
+        </w:rPr>
+        <w:t>,</w:t>
+      </w:r>
+      <w:r>
+        <w:rPr>
+          <w:lang w:val="en-GB"/>
+        </w:rPr>
+        <w:t xml:space="preserve"> striding </w:t>
+      </w:r>
+      <w:r>
+        <w:rPr>
+          <w:lang w:val="en-GB"/>
+        </w:rPr>
+        <w:t xml:space="preserve">would be recommended but then we have to deal with the fact that the output has a greater compression of data which can influence negatively the understanding of details between similar types of clothing. </w:t>
+      </w:r>
+    </w:p>
+    <w:p>
+      <w:pPr>
+        <w:pStyle w:val="ListParagraph"/>
+        <w:numPr>
+          <w:ilvl w:val="0"/>
+          <w:numId w:val="1"/>
+        </w:numPr>
+        <w:rPr>
+          <w:lang w:val="en-GB"/>
+        </w:rPr>
+      </w:pPr>
+      <w:r>
+        <w:rPr>
+          <w:lang w:val="en-GB"/>
+        </w:rPr>
+        <w:t>Pooling</w:t>
+      </w:r>
+      <w:r>
+        <w:rPr>
+          <w:lang w:val="en-GB"/>
+        </w:rPr>
+        <w:t xml:space="preserve"> - We chose a max-poling technique since it usually has high performance. We applied 2x2 filters, which</w:t>
+      </w:r>
+      <w:r>
+        <w:rPr>
+          <w:lang w:val="en-GB"/>
+        </w:rPr>
+        <w:t xml:space="preserve"> is considered a good strategy when one tries to </w:t>
+      </w:r>
+      <w:r>
+        <w:rPr>
+          <w:lang w:val="en-GB"/>
+        </w:rPr>
+        <w:t>capture</w:t>
+      </w:r>
+      <w:r>
+        <w:rPr>
+          <w:lang w:val="en-GB"/>
+        </w:rPr>
+        <w:t xml:space="preserve"> the dominant features of the object</w:t>
+      </w:r>
+      <w:r>
+        <w:rPr>
+          <w:lang w:val="en-GB"/>
+        </w:rPr>
+        <w:t xml:space="preserve">. </w:t>
+      </w:r>
+    </w:p>
+    <w:p>
+      <w:pPr>
+        <w:rPr>
+          <w:lang w:val="en-GB"/>
+        </w:rPr>
+      </w:pPr>
+      <w:r>
+        <w:rPr>
+          <w:lang w:val="en-GB"/>
+        </w:rPr>
+        <w:t xml:space="preserve">Once the image goes through the preprocessing, we flatten the output and give it to a fully connected layer for classification. </w:t>
+      </w:r>
+      <w:r>
+        <w:rPr>
+          <w:lang w:val="en-GB"/>
+        </w:rPr>
+        <w:t>The classification network</w:t>
+      </w:r>
+      <w:r>
+        <w:rPr>
+          <w:lang w:val="en-GB"/>
+        </w:rPr>
+        <w:t xml:space="preserve"> </w:t>
+      </w:r>
+      <w:r>
+        <w:rPr>
+          <w:lang w:val="en-GB"/>
+        </w:rPr>
+        <w:t>is similar</w:t>
+      </w:r>
+      <w:r>
+        <w:rPr>
+          <w:lang w:val="en-GB"/>
+        </w:rPr>
+        <w:t xml:space="preserve"> to our feed-forward implementation with </w:t>
+      </w:r>
+      <w:r>
+        <w:rPr>
+          <w:lang w:val="en-GB"/>
+        </w:rPr>
+        <w:t>one</w:t>
+      </w:r>
+      <w:r>
+        <w:rPr>
+          <w:lang w:val="en-GB"/>
+        </w:rPr>
+        <w:t xml:space="preserve"> notable change. </w:t>
+      </w:r>
+      <w:r>
+        <w:rPr>
+          <w:lang w:val="en-GB"/>
+        </w:rPr>
+        <w:t xml:space="preserve">We add Dropout on some layers in an attempt to prevent overfitting. Our strategy is to have a high probability for the first hidden layer, because of the large number of neurons, and decrease it </w:t>
+      </w:r>
+      <w:r>
+        <w:rPr>
+          <w:lang w:val="en-GB"/>
+        </w:rPr>
+        <w:t>alongside the number of neurons</w:t>
+      </w:r>
+      <w:r>
+        <w:rPr>
+          <w:lang w:val="en-GB"/>
         </w:rPr>
         <w:t>.</w:t>
       </w:r>
       <w:r>
         <w:rPr>
-          <w:lang w:val="en-US"/>
+          <w:lang w:val="en-GB"/>
         </w:rPr>
         <w:t xml:space="preserve"> </w:t>
       </w:r>
-      <w:r>
-        <w:rPr>
-          <w:lang w:val="en-US"/>
-        </w:rPr>
-        <w:t xml:space="preserve">Additionally, </w:t>
-      </w:r>
-      <w:r>
-        <w:rPr>
-          <w:lang w:val="en-US"/>
-        </w:rPr>
-        <w:t>batch normalization</w:t>
+    </w:p>
+    <w:p>
+      <w:pPr>
+        <w:rPr>
+          <w:lang w:val="en-US"/>
+        </w:rPr>
+      </w:pPr>
+      <w:r>
+        <w:rPr>
+          <w:lang w:val="en-GB"/>
+        </w:rPr>
+        <w:lastRenderedPageBreak/>
+        <w:t xml:space="preserve">Additionally, we tested the network with </w:t>
+      </w:r>
+      <w:r>
+        <w:t xml:space="preserve">L2 </w:t>
+      </w:r>
+      <w:r>
+        <w:rPr>
+          <w:lang w:val="en-GB"/>
+        </w:rPr>
+        <w:t>regularization</w:t>
+      </w:r>
+      <w:r>
+        <w:rPr>
+          <w:lang w:val="en-US"/>
+        </w:rPr>
+        <w:t>, but the cross-validation results were significantly lower</w:t>
+      </w:r>
+      <w:r>
+        <w:rPr>
+          <w:lang w:val="en-US"/>
+        </w:rPr>
+        <w:t xml:space="preserve"> so we removed it</w:t>
+      </w:r>
+      <w:r>
+        <w:rPr>
+          <w:lang w:val="en-US"/>
+        </w:rPr>
+        <w:t xml:space="preserve">. </w:t>
+      </w:r>
+    </w:p>
+    <w:p>
+      <w:pPr>
+        <w:rPr>
+          <w:lang w:val="en-US"/>
+        </w:rPr>
+      </w:pPr>
+      <w:r>
+        <w:rPr>
+          <w:lang w:val="en-US"/>
+        </w:rPr>
+        <w:t>W</w:t>
+      </w:r>
+      <w:r>
+        <w:rPr>
+          <w:lang w:val="en-US"/>
+        </w:rPr>
+        <w:t>e</w:t>
+      </w:r>
+      <w:r>
+        <w:rPr>
+          <w:lang w:val="en-US"/>
+        </w:rPr>
+        <w:t xml:space="preserve"> also</w:t>
+      </w:r>
+      <w:r>
+        <w:rPr>
+          <w:lang w:val="en-US"/>
+        </w:rPr>
+        <w:t xml:space="preserve"> decided to further evaluate the </w:t>
+      </w:r>
+      <w:r>
+        <w:rPr>
+          <w:lang w:val="en-US"/>
+        </w:rPr>
+        <w:t xml:space="preserve">performance of our CNN </w:t>
+      </w:r>
+      <w:r>
+        <w:rPr>
+          <w:lang w:val="en-US"/>
+        </w:rPr>
+        <w:t>compilation</w:t>
       </w:r>
       <w:r>
         <w:rPr>
@@ -657,207 +1378,49 @@
         <w:rPr>
           <w:lang w:val="en-US"/>
         </w:rPr>
-        <w:t>normalizes and scales</w:t>
-      </w:r>
-      <w:r>
-        <w:rPr>
-          <w:lang w:val="en-US"/>
-        </w:rPr>
-        <w:t xml:space="preserve"> our data</w:t>
-      </w:r>
-      <w:r>
-        <w:rPr>
-          <w:lang w:val="en-US"/>
-        </w:rPr>
-        <w:t>, allowing us to skip these in the preprocessing</w:t>
-      </w:r>
-      <w:r>
-        <w:rPr>
-          <w:lang w:val="en-US"/>
-        </w:rPr>
-        <w:t xml:space="preserve">. </w:t>
-      </w:r>
-    </w:p>
-    <w:p>
-      <w:pPr>
-        <w:rPr>
-          <w:lang w:val="en-US"/>
-        </w:rPr>
-      </w:pPr>
-      <w:r>
-        <w:rPr>
-          <w:lang w:val="en-US"/>
-        </w:rPr>
-        <w:t xml:space="preserve">The algorithms for feed-forward calculations and backpropagation follow the source implementation with the necessary structural adjustments. </w:t>
-      </w:r>
-    </w:p>
-    <w:p>
-      <w:pPr>
-        <w:rPr>
-          <w:lang w:val="en-US"/>
-        </w:rPr>
-      </w:pPr>
-      <w:r>
-        <w:rPr>
-          <w:lang w:val="en-US"/>
-        </w:rPr>
-        <w:t xml:space="preserve">Having mentioned all the changes in our implementation, we can now focus on </w:t>
-      </w:r>
-      <w:r>
-        <w:rPr>
-          <w:lang w:val="en-US"/>
-        </w:rPr>
-        <w:t>our model</w:t>
-      </w:r>
-      <w:r>
-        <w:rPr>
-          <w:lang w:val="en-US"/>
-        </w:rPr>
-        <w:t xml:space="preserve">. </w:t>
-      </w:r>
-      <w:r>
-        <w:rPr>
-          <w:lang w:val="en-US"/>
-        </w:rPr>
-        <w:t xml:space="preserve">After testing different configurations, we saw the best performance in a model containing 5 hidden layers </w:t>
-      </w:r>
-      <w:r>
-        <w:rPr>
-          <w:lang w:val="en-US"/>
-        </w:rPr>
-        <w:lastRenderedPageBreak/>
-        <w:t xml:space="preserve">using leaky </w:t>
-      </w:r>
-      <w:proofErr w:type="spellStart"/>
-      <w:r>
-        <w:rPr>
-          <w:lang w:val="en-US"/>
-        </w:rPr>
-        <w:t>ReLU</w:t>
-      </w:r>
-      <w:proofErr w:type="spellEnd"/>
-      <w:r>
-        <w:rPr>
-          <w:lang w:val="en-US"/>
-        </w:rPr>
-        <w:t xml:space="preserve"> and one output layer with a standard </w:t>
-      </w:r>
-      <w:proofErr w:type="spellStart"/>
-      <w:r>
-        <w:rPr>
-          <w:lang w:val="en-US"/>
-        </w:rPr>
-        <w:t>softmax</w:t>
-      </w:r>
-      <w:proofErr w:type="spellEnd"/>
-      <w:r>
-        <w:rPr>
-          <w:lang w:val="en-US"/>
-        </w:rPr>
-        <w:t xml:space="preserve"> activation function. The model requires the raw image data and each layer contains half the </w:t>
-      </w:r>
-      <w:r>
-        <w:rPr>
-          <w:lang w:val="en-US"/>
-        </w:rPr>
-        <w:t>number</w:t>
-      </w:r>
-      <w:r>
-        <w:rPr>
-          <w:lang w:val="en-US"/>
-        </w:rPr>
-        <w:t xml:space="preserve"> of neurons of the previous one</w:t>
-      </w:r>
-      <w:r>
-        <w:rPr>
-          <w:lang w:val="en-US"/>
-        </w:rPr>
-        <w:t xml:space="preserve">. The idea behind it is to have a steady passing of the analysis before we compress it to the final 5 probabilities. So, we begin with an input of 784 features, </w:t>
-      </w:r>
-      <w:r>
-        <w:rPr>
-          <w:lang w:val="en-US"/>
-        </w:rPr>
-        <w:t xml:space="preserve">and </w:t>
-      </w:r>
-      <w:r>
-        <w:rPr>
-          <w:lang w:val="en-US"/>
-        </w:rPr>
-        <w:t xml:space="preserve">pass the weighted sum to 256 neurons, followed by 128 </w:t>
-      </w:r>
-      <w:r>
-        <w:rPr>
-          <w:lang w:val="en-US"/>
-        </w:rPr>
-        <w:t>neurons</w:t>
-      </w:r>
-      <w:r>
-        <w:rPr>
-          <w:lang w:val="en-US"/>
-        </w:rPr>
-        <w:t>, 64</w:t>
-      </w:r>
-      <w:r>
-        <w:rPr>
-          <w:lang w:val="en-US"/>
-        </w:rPr>
-        <w:t>,</w:t>
-      </w:r>
-      <w:r>
-        <w:rPr>
-          <w:lang w:val="en-US"/>
-        </w:rPr>
-        <w:t xml:space="preserve"> and 32 on the last hidden layer before our output. </w:t>
-      </w:r>
-    </w:p>
-    <w:p>
-      <w:pPr>
-        <w:rPr>
-          <w:lang w:val="en-US"/>
-        </w:rPr>
-      </w:pPr>
-      <w:r>
-        <w:rPr>
-          <w:lang w:val="en-US"/>
-        </w:rPr>
-        <w:t xml:space="preserve">We used the same strategy for the </w:t>
-      </w:r>
-      <w:r>
-        <w:rPr>
-          <w:lang w:val="en-US"/>
-        </w:rPr>
-        <w:t>TensorFlow implementation and</w:t>
-      </w:r>
-      <w:r>
-        <w:rPr>
-          <w:lang w:val="en-US"/>
-        </w:rPr>
-        <w:t xml:space="preserve"> the </w:t>
-      </w:r>
-      <w:r>
-        <w:rPr>
-          <w:lang w:val="en-US"/>
-        </w:rPr>
-        <w:t>results were close to each other.</w:t>
-      </w:r>
-      <w:r>
-        <w:rPr>
-          <w:lang w:val="en-US"/>
-        </w:rPr>
-        <w:t xml:space="preserve"> </w:t>
-      </w:r>
-      <w:r>
-        <w:rPr>
-          <w:lang w:val="en-US"/>
-        </w:rPr>
-        <w:t xml:space="preserve"> Unfortunately, our implementation could not reach the same level of performance on the transformed data.</w:t>
-      </w:r>
-      <w:r>
-        <w:rPr>
-          <w:lang w:val="en-US"/>
-        </w:rPr>
-        <w:t xml:space="preserve"> </w:t>
+        <w:t xml:space="preserve">by comparing it to an example from the book () that was said to show excellent results in clothes classification. The conclusion is that the two implementations </w:t>
+      </w:r>
+      <w:r>
+        <w:rPr>
+          <w:lang w:val="en-US"/>
+        </w:rPr>
+        <w:t>y</w:t>
+      </w:r>
+      <w:r>
+        <w:rPr>
+          <w:lang w:val="en-US"/>
+        </w:rPr>
+        <w:t xml:space="preserve">ield </w:t>
+      </w:r>
+      <w:r>
+        <w:rPr>
+          <w:lang w:val="en-US"/>
+        </w:rPr>
+        <w:t>similar accuracy</w:t>
+      </w:r>
+      <w:r>
+        <w:rPr>
+          <w:lang w:val="en-US"/>
+        </w:rPr>
+        <w:t xml:space="preserve">, but the book implementation takes </w:t>
+      </w:r>
+      <w:r>
+        <w:rPr>
+          <w:lang w:val="en-US"/>
+        </w:rPr>
+        <w:t>far longer on average despite the early stopping</w:t>
+      </w:r>
+      <w:r>
+        <w:rPr>
+          <w:lang w:val="en-US"/>
+        </w:rPr>
+        <w:t>. Our model proves to spend fewer resources to solve the task, and therefore,</w:t>
+      </w:r>
+      <w:r>
+        <w:rPr>
+          <w:lang w:val="en-US"/>
+        </w:rPr>
+        <w:t xml:space="preserve"> it is more worthwhile to use.</w:t>
       </w:r>
     </w:p>
     <w:p>
@@ -875,6 +1438,127 @@
     </w:sectPr>
   </w:body>
 </w:document>
+</file>
+
+<file path=word/numbering.xml><?xml version="1.0" encoding="utf-8"?>
+<w:numbering xmlns:wpc="http://schemas.microsoft.com/office/word/2010/wordprocessingCanvas" xmlns:cx="http://schemas.microsoft.com/office/drawing/2014/chartex" xmlns:cx1="http://schemas.microsoft.com/office/drawing/2015/9/8/chartex" xmlns:cx2="http://schemas.microsoft.com/office/drawing/2015/10/21/chartex" xmlns:cx3="http://schemas.microsoft.com/office/drawing/2016/5/9/chartex" xmlns:cx4="http://schemas.microsoft.com/office/drawing/2016/5/10/chartex" xmlns:cx5="http://schemas.microsoft.com/office/drawing/2016/5/11/chartex" xmlns:cx6="http://schemas.microsoft.com/office/drawing/2016/5/12/chartex" xmlns:cx7="http://schemas.microsoft.com/office/drawing/2016/5/13/chartex" xmlns:cx8="http://schemas.microsoft.com/office/drawing/2016/5/14/chartex" xmlns:mc="http://schemas.openxmlformats.org/markup-compatibility/2006" xmlns:aink="http://schemas.microsoft.com/office/drawing/2016/ink" xmlns:am3d="http://schemas.microsoft.com/office/drawing/2017/model3d" xmlns:o="urn:schemas-microsoft-com:office:office" xmlns:oel="http://schemas.microsoft.com/office/2019/extlst" xmlns:r="http://schemas.openxmlformats.org/officeDocument/2006/relationships" xmlns:m="http://schemas.openxmlformats.org/officeDocument/2006/math" xmlns:v="urn:schemas-microsoft-com:vml" xmlns:wp14="http://schemas.microsoft.com/office/word/2010/wordprocessingDrawing" xmlns:wp="http://schemas.openxmlformats.org/drawingml/2006/wordprocessingDrawing" xmlns:w10="urn:schemas-microsoft-com:office:word" xmlns:w="http://schemas.openxmlformats.org/wordprocessingml/2006/main" xmlns:w14="http://schemas.microsoft.com/office/word/2010/wordml" xmlns:w15="http://schemas.microsoft.com/office/word/2012/wordml" xmlns:w16cex="http://schemas.microsoft.com/office/word/2018/wordml/cex" xmlns:w16cid="http://schemas.microsoft.com/office/word/2016/wordml/cid" xmlns:w16="http://schemas.microsoft.com/office/word/2018/wordml" xmlns:w16du="http://schemas.microsoft.com/office/word/2023/wordml/word16du" xmlns:w16sdtdh="http://schemas.microsoft.com/office/word/2020/wordml/sdtdatahash" xmlns:w16se="http://schemas.microsoft.com/office/word/2015/wordml/symex" xmlns:wpg="http://schemas.microsoft.com/office/word/2010/wordprocessingGroup" xmlns:wpi="http://schemas.microsoft.com/office/word/2010/wordprocessingInk" xmlns:wne="http://schemas.microsoft.com/office/word/2006/wordml" xmlns:wps="http://schemas.microsoft.com/office/word/2010/wordprocessingShape" mc:Ignorable="w14 w15 w16se w16cid w16 w16cex w16sdtdh w16du wp14">
+  <w:abstractNum w:abstractNumId="0" w15:restartNumberingAfterBreak="0">
+    <w:nsid w:val="786208CB"/>
+    <w:multiLevelType w:val="hybridMultilevel"/>
+    <w:tmpl w:val="279ABE54"/>
+    <w:lvl w:ilvl="0" w:tplc="04020001">
+      <w:start w:val="1"/>
+      <w:numFmt w:val="bullet"/>
+      <w:lvlText w:val=""/>
+      <w:lvlJc w:val="left"/>
+      <w:pPr>
+        <w:ind w:left="720" w:hanging="360"/>
+      </w:pPr>
+      <w:rPr>
+        <w:rFonts w:ascii="Symbol" w:hAnsi="Symbol" w:hint="default"/>
+      </w:rPr>
+    </w:lvl>
+    <w:lvl w:ilvl="1" w:tplc="04020003" w:tentative="1">
+      <w:start w:val="1"/>
+      <w:numFmt w:val="bullet"/>
+      <w:lvlText w:val="o"/>
+      <w:lvlJc w:val="left"/>
+      <w:pPr>
+        <w:ind w:left="1440" w:hanging="360"/>
+      </w:pPr>
+      <w:rPr>
+        <w:rFonts w:ascii="Courier New" w:hAnsi="Courier New" w:cs="Courier New" w:hint="default"/>
+      </w:rPr>
+    </w:lvl>
+    <w:lvl w:ilvl="2" w:tplc="04020005" w:tentative="1">
+      <w:start w:val="1"/>
+      <w:numFmt w:val="bullet"/>
+      <w:lvlText w:val=""/>
+      <w:lvlJc w:val="left"/>
+      <w:pPr>
+        <w:ind w:left="2160" w:hanging="360"/>
+      </w:pPr>
+      <w:rPr>
+        <w:rFonts w:ascii="Wingdings" w:hAnsi="Wingdings" w:hint="default"/>
+      </w:rPr>
+    </w:lvl>
+    <w:lvl w:ilvl="3" w:tplc="04020001" w:tentative="1">
+      <w:start w:val="1"/>
+      <w:numFmt w:val="bullet"/>
+      <w:lvlText w:val=""/>
+      <w:lvlJc w:val="left"/>
+      <w:pPr>
+        <w:ind w:left="2880" w:hanging="360"/>
+      </w:pPr>
+      <w:rPr>
+        <w:rFonts w:ascii="Symbol" w:hAnsi="Symbol" w:hint="default"/>
+      </w:rPr>
+    </w:lvl>
+    <w:lvl w:ilvl="4" w:tplc="04020003" w:tentative="1">
+      <w:start w:val="1"/>
+      <w:numFmt w:val="bullet"/>
+      <w:lvlText w:val="o"/>
+      <w:lvlJc w:val="left"/>
+      <w:pPr>
+        <w:ind w:left="3600" w:hanging="360"/>
+      </w:pPr>
+      <w:rPr>
+        <w:rFonts w:ascii="Courier New" w:hAnsi="Courier New" w:cs="Courier New" w:hint="default"/>
+      </w:rPr>
+    </w:lvl>
+    <w:lvl w:ilvl="5" w:tplc="04020005" w:tentative="1">
+      <w:start w:val="1"/>
+      <w:numFmt w:val="bullet"/>
+      <w:lvlText w:val=""/>
+      <w:lvlJc w:val="left"/>
+      <w:pPr>
+        <w:ind w:left="4320" w:hanging="360"/>
+      </w:pPr>
+      <w:rPr>
+        <w:rFonts w:ascii="Wingdings" w:hAnsi="Wingdings" w:hint="default"/>
+      </w:rPr>
+    </w:lvl>
+    <w:lvl w:ilvl="6" w:tplc="04020001" w:tentative="1">
+      <w:start w:val="1"/>
+      <w:numFmt w:val="bullet"/>
+      <w:lvlText w:val=""/>
+      <w:lvlJc w:val="left"/>
+      <w:pPr>
+        <w:ind w:left="5040" w:hanging="360"/>
+      </w:pPr>
+      <w:rPr>
+        <w:rFonts w:ascii="Symbol" w:hAnsi="Symbol" w:hint="default"/>
+      </w:rPr>
+    </w:lvl>
+    <w:lvl w:ilvl="7" w:tplc="04020003" w:tentative="1">
+      <w:start w:val="1"/>
+      <w:numFmt w:val="bullet"/>
+      <w:lvlText w:val="o"/>
+      <w:lvlJc w:val="left"/>
+      <w:pPr>
+        <w:ind w:left="5760" w:hanging="360"/>
+      </w:pPr>
+      <w:rPr>
+        <w:rFonts w:ascii="Courier New" w:hAnsi="Courier New" w:cs="Courier New" w:hint="default"/>
+      </w:rPr>
+    </w:lvl>
+    <w:lvl w:ilvl="8" w:tplc="04020005" w:tentative="1">
+      <w:start w:val="1"/>
+      <w:numFmt w:val="bullet"/>
+      <w:lvlText w:val=""/>
+      <w:lvlJc w:val="left"/>
+      <w:pPr>
+        <w:ind w:left="6480" w:hanging="360"/>
+      </w:pPr>
+      <w:rPr>
+        <w:rFonts w:ascii="Wingdings" w:hAnsi="Wingdings" w:hint="default"/>
+      </w:rPr>
+    </w:lvl>
+  </w:abstractNum>
+  <w:num w:numId="1" w16cid:durableId="1913198315">
+    <w:abstractNumId w:val="0"/>
+  </w:num>
+</w:numbering>
 </file>
 
 <file path=word/styles.xml><?xml version="1.0" encoding="utf-8"?>
@@ -1281,6 +1965,7 @@
   <w:style w:type="character" w:default="1" w:styleId="DefaultParagraphFont">
     <w:name w:val="Default Paragraph Font"/>
     <w:uiPriority w:val="1"/>
+    <w:semiHidden/>
     <w:unhideWhenUsed/>
   </w:style>
   <w:style w:type="table" w:default="1" w:styleId="TableNormal">
@@ -1303,6 +1988,17 @@
     <w:uiPriority w:val="99"/>
     <w:semiHidden/>
     <w:unhideWhenUsed/>
+  </w:style>
+  <w:style w:type="paragraph" w:styleId="ListParagraph">
+    <w:name w:val="List Paragraph"/>
+    <w:basedOn w:val="Normal"/>
+    <w:uiPriority w:val="34"/>
+    <w:qFormat/>
+    <w:rsid w:val="00A65B16"/>
+    <w:pPr>
+      <w:ind w:left="720"/>
+      <w:contextualSpacing/>
+    </w:pPr>
   </w:style>
 </w:styles>
 </file>

--- a/feed-forward.docx
+++ b/feed-forward.docx
@@ -8,24 +8,26 @@
           <w:lang w:val="en-US"/>
         </w:rPr>
       </w:pPr>
-      <w:r>
-        <w:rPr>
-          <w:lang w:val="en-US"/>
-        </w:rPr>
-        <w:t>Details on implementations. Your report should describe and discuss the key points of how</w:t>
-      </w:r>
     </w:p>
     <w:p>
       <w:pPr>
         <w:rPr>
-          <w:lang w:val="en-US"/>
-        </w:rPr>
-      </w:pPr>
-      <w:r>
-        <w:rPr>
-          <w:lang w:val="en-US"/>
-        </w:rPr>
-        <w:t>you implemented the two methods, M1 and M2. Please also include a discussion of how you</w:t>
+          <w:b/>
+          <w:bCs/>
+          <w:sz w:val="24"/>
+          <w:szCs w:val="24"/>
+          <w:lang w:val="en-US"/>
+        </w:rPr>
+      </w:pPr>
+      <w:r>
+        <w:rPr>
+          <w:b/>
+          <w:bCs/>
+          <w:sz w:val="24"/>
+          <w:szCs w:val="24"/>
+          <w:lang w:val="en-US"/>
+        </w:rPr>
+        <w:t>Feed-forward network implementation</w:t>
       </w:r>
     </w:p>
     <w:p>
@@ -38,20 +40,224 @@
         <w:rPr>
           <w:lang w:val="en-US"/>
         </w:rPr>
-        <w:t>have asserted your implementation’s correctness.</w:t>
+        <w:t xml:space="preserve">This is a type of artificial neural network (ANN), which </w:t>
+      </w:r>
+      <w:r>
+        <w:rPr>
+          <w:lang w:val="en-US"/>
+        </w:rPr>
+        <w:t xml:space="preserve">is distinguished by the fact that there are no recurrent neurons and all the information is passed through all neurons. </w:t>
+      </w:r>
+      <w:r>
+        <w:rPr>
+          <w:lang w:val="en-US"/>
+        </w:rPr>
+        <w:t>Our implementation of the second required method is based on (1). However</w:t>
+      </w:r>
+      <w:r>
+        <w:rPr>
+          <w:lang w:val="en-US"/>
+        </w:rPr>
+        <w:t>,</w:t>
+      </w:r>
+      <w:r>
+        <w:rPr>
+          <w:lang w:val="en-US"/>
+        </w:rPr>
+        <w:t xml:space="preserve"> </w:t>
+      </w:r>
+      <w:r>
+        <w:rPr>
+          <w:lang w:val="en-US"/>
+        </w:rPr>
+        <w:t xml:space="preserve">to achieve consistent and better results, we have added </w:t>
+      </w:r>
+      <w:r>
+        <w:rPr>
+          <w:lang w:val="en-US"/>
+        </w:rPr>
+        <w:t>some strategies</w:t>
+      </w:r>
+      <w:r>
+        <w:rPr>
+          <w:lang w:val="en-US"/>
+        </w:rPr>
+        <w:t xml:space="preserve"> for solving general neural network problems like </w:t>
+      </w:r>
+      <w:r>
+        <w:rPr>
+          <w:lang w:val="en-US"/>
+        </w:rPr>
+        <w:t xml:space="preserve">falling in a local minimum and </w:t>
+      </w:r>
+      <w:r>
+        <w:rPr>
+          <w:lang w:val="en-US"/>
+        </w:rPr>
+        <w:t>disappearing gradients.</w:t>
+      </w:r>
+      <w:r>
+        <w:rPr>
+          <w:lang w:val="en-US"/>
+        </w:rPr>
+        <w:t xml:space="preserve"> </w:t>
+      </w:r>
+      <w:r>
+        <w:rPr>
+          <w:lang w:val="en-US"/>
+        </w:rPr>
+        <w:t>After that, we compare it with a similar model which uses the TensorFlow library.</w:t>
       </w:r>
     </w:p>
     <w:p>
       <w:pPr>
         <w:rPr>
-          <w:lang w:val="en-US"/>
-        </w:rPr>
-      </w:pPr>
-      <w:r>
-        <w:rPr>
-          <w:lang w:val="en-US"/>
-        </w:rPr>
-        <w:t>Details on machine learning methods. For each method, please make sure to include</w:t>
+          <w:lang w:val="en-GB"/>
+        </w:rPr>
+      </w:pPr>
+      <w:r>
+        <w:rPr>
+          <w:lang w:val="en-US"/>
+        </w:rPr>
+        <w:t xml:space="preserve">First, we will </w:t>
+      </w:r>
+      <w:r>
+        <w:rPr>
+          <w:lang w:val="en-US"/>
+        </w:rPr>
+        <w:t>highlight</w:t>
+      </w:r>
+      <w:r>
+        <w:rPr>
+          <w:lang w:val="en-US"/>
+        </w:rPr>
+        <w:t xml:space="preserve"> the differences in the structure design of the basic version presented in the article and our variation. The original relies on building the model </w:t>
+      </w:r>
+      <w:r>
+        <w:rPr>
+          <w:lang w:val="en-US"/>
+        </w:rPr>
+        <w:t>using</w:t>
+      </w:r>
+      <w:r>
+        <w:rPr>
+          <w:lang w:val="en-US"/>
+        </w:rPr>
+        <w:t xml:space="preserve"> predefined lists containing the number of neurons for each layer. Although the idea is </w:t>
+      </w:r>
+      <w:r>
+        <w:rPr>
+          <w:lang w:val="en-US"/>
+        </w:rPr>
+        <w:t>perfect</w:t>
+      </w:r>
+      <w:r>
+        <w:rPr>
+          <w:lang w:val="en-US"/>
+        </w:rPr>
+        <w:t xml:space="preserve"> for a </w:t>
+      </w:r>
+      <w:r>
+        <w:rPr>
+          <w:lang w:val="en-US"/>
+        </w:rPr>
+        <w:t xml:space="preserve">functional </w:t>
+      </w:r>
+      <w:r>
+        <w:rPr>
+          <w:lang w:val="en-US"/>
+        </w:rPr>
+        <w:t xml:space="preserve">manual implementation, </w:t>
+      </w:r>
+      <w:r>
+        <w:rPr>
+          <w:lang w:val="en-US"/>
+        </w:rPr>
+        <w:t>we felt that th</w:t>
+      </w:r>
+      <w:r>
+        <w:rPr>
+          <w:lang w:val="en-US"/>
+        </w:rPr>
+        <w:t>is</w:t>
+      </w:r>
+      <w:r>
+        <w:rPr>
+          <w:lang w:val="en-US"/>
+        </w:rPr>
+        <w:t xml:space="preserve"> building </w:t>
+      </w:r>
+      <w:r>
+        <w:rPr>
+          <w:lang w:val="en-US"/>
+        </w:rPr>
+        <w:t>process</w:t>
+      </w:r>
+      <w:r>
+        <w:rPr>
+          <w:lang w:val="en-US"/>
+        </w:rPr>
+        <w:t xml:space="preserve"> was </w:t>
+      </w:r>
+      <w:r>
+        <w:rPr>
+          <w:lang w:val="en-US"/>
+        </w:rPr>
+        <w:t xml:space="preserve">too restricted compared to the methods used in the TensorFlow library. So, </w:t>
+      </w:r>
+      <w:r>
+        <w:rPr>
+          <w:lang w:val="en-US"/>
+        </w:rPr>
+        <w:t>to increase</w:t>
+      </w:r>
+      <w:r>
+        <w:rPr>
+          <w:lang w:val="en-US"/>
+        </w:rPr>
+        <w:t xml:space="preserve"> building flexibility and model transparency, we altered our original code source to resemble the </w:t>
+      </w:r>
+      <w:r>
+        <w:rPr>
+          <w:lang w:val="en-GB"/>
+        </w:rPr>
+        <w:t>“reference implementation”</w:t>
+      </w:r>
+      <w:r>
+        <w:rPr>
+          <w:lang w:val="en-GB"/>
+        </w:rPr>
+        <w:t xml:space="preserve"> which uses an object-oriented approach</w:t>
+      </w:r>
+      <w:r>
+        <w:rPr>
+          <w:lang w:val="en-GB"/>
+        </w:rPr>
+        <w:t>.</w:t>
+      </w:r>
+      <w:r>
+        <w:rPr>
+          <w:lang w:val="en-GB"/>
+        </w:rPr>
+        <w:t xml:space="preserve"> Now our implementation allows control over the activation function for each layer, the </w:t>
+      </w:r>
+      <w:r>
+        <w:rPr>
+          <w:lang w:val="en-GB"/>
+        </w:rPr>
+        <w:t xml:space="preserve">optimizer, </w:t>
+      </w:r>
+      <w:r>
+        <w:rPr>
+          <w:lang w:val="en-GB"/>
+        </w:rPr>
+        <w:t xml:space="preserve">and the </w:t>
+      </w:r>
+      <w:r>
+        <w:rPr>
+          <w:lang w:val="en-GB"/>
+        </w:rPr>
+        <w:t xml:space="preserve">learning rate. </w:t>
       </w:r>
     </w:p>
     <w:p>
@@ -62,9 +268,198 @@
       </w:pPr>
       <w:r>
         <w:rPr>
-          <w:lang w:val="en-US"/>
-        </w:rPr>
-        <w:t>• A description of how you applied the method to the data, including details needed for an</w:t>
+          <w:lang w:val="en-GB"/>
+        </w:rPr>
+        <w:t xml:space="preserve">Next, we decided to </w:t>
+      </w:r>
+      <w:r>
+        <w:rPr>
+          <w:lang w:val="en-GB"/>
+        </w:rPr>
+        <w:t xml:space="preserve">switch to a better optimizer. The original code uses a </w:t>
+      </w:r>
+      <w:r>
+        <w:rPr>
+          <w:lang w:val="en-GB"/>
+        </w:rPr>
+        <w:t>mini-batch gradient</w:t>
+      </w:r>
+      <w:r>
+        <w:rPr>
+          <w:lang w:val="en-GB"/>
+        </w:rPr>
+        <w:t xml:space="preserve"> </w:t>
+      </w:r>
+      <w:r>
+        <w:rPr>
+          <w:lang w:val="en-GB"/>
+        </w:rPr>
+        <w:t>descent</w:t>
+      </w:r>
+      <w:r>
+        <w:rPr>
+          <w:lang w:val="en-GB"/>
+        </w:rPr>
+        <w:t xml:space="preserve"> but is still susceptible to falling into a local minimum. As we already had He initialization we decided to implement</w:t>
+      </w:r>
+      <w:r>
+        <w:rPr>
+          <w:lang w:val="en-GB"/>
+        </w:rPr>
+        <w:t xml:space="preserve"> adaptive moment estimation</w:t>
+      </w:r>
+      <w:r>
+        <w:rPr>
+          <w:lang w:val="en-GB"/>
+        </w:rPr>
+        <w:t xml:space="preserve"> (Adam) based on this article (2). The benefits of Adam are the inclusion of both </w:t>
+      </w:r>
+      <w:r>
+        <w:t>RMSProp</w:t>
+      </w:r>
+      <w:r>
+        <w:rPr>
+          <w:lang w:val="en-US"/>
+        </w:rPr>
+        <w:t xml:space="preserve"> and momentum optimization. </w:t>
+      </w:r>
+      <w:r>
+        <w:rPr>
+          <w:lang w:val="en-US"/>
+        </w:rPr>
+        <w:t xml:space="preserve">The former solves the problem </w:t>
+      </w:r>
+      <w:r>
+        <w:rPr>
+          <w:lang w:val="en-US"/>
+        </w:rPr>
+        <w:t>of</w:t>
+      </w:r>
+      <w:r>
+        <w:rPr>
+          <w:lang w:val="en-US"/>
+        </w:rPr>
+        <w:t xml:space="preserve"> ending</w:t>
+      </w:r>
+      <w:r>
+        <w:rPr>
+          <w:lang w:val="en-US"/>
+        </w:rPr>
+        <w:t xml:space="preserve"> </w:t>
+      </w:r>
+      <w:r>
+        <w:rPr>
+          <w:lang w:val="en-US"/>
+        </w:rPr>
+        <w:t>up in a</w:t>
+      </w:r>
+      <w:r>
+        <w:rPr>
+          <w:lang w:val="en-US"/>
+        </w:rPr>
+        <w:t xml:space="preserve"> local minimum by introducing the idea of a decaying rate. This means that when we update the weights the most recent gradients have a greater impact on </w:t>
+      </w:r>
+      <w:r>
+        <w:rPr>
+          <w:lang w:val="en-US"/>
+        </w:rPr>
+        <w:t>the “direction” of our next step</w:t>
+      </w:r>
+      <w:r>
+        <w:rPr>
+          <w:lang w:val="en-US"/>
+        </w:rPr>
+        <w:t>.</w:t>
+      </w:r>
+      <w:r>
+        <w:rPr>
+          <w:lang w:val="en-US"/>
+        </w:rPr>
+        <w:t xml:space="preserve"> The momentum is used to accelerate our learning process </w:t>
+      </w:r>
+      <w:r>
+        <w:rPr>
+          <w:lang w:val="en-US"/>
+        </w:rPr>
+        <w:t>according to the steepness of the gradient</w:t>
+      </w:r>
+      <w:r>
+        <w:rPr>
+          <w:lang w:val="en-US"/>
+        </w:rPr>
+        <w:t xml:space="preserve">. </w:t>
+      </w:r>
+      <w:r>
+        <w:rPr>
+          <w:lang w:val="en-US"/>
+        </w:rPr>
+        <w:t>If the slope is big</w:t>
+      </w:r>
+      <w:r>
+        <w:rPr>
+          <w:lang w:val="en-US"/>
+        </w:rPr>
+        <w:t>,</w:t>
+      </w:r>
+      <w:r>
+        <w:rPr>
+          <w:lang w:val="en-US"/>
+        </w:rPr>
+        <w:t xml:space="preserve"> there is a chance to oversho</w:t>
+      </w:r>
+      <w:r>
+        <w:rPr>
+          <w:lang w:val="en-US"/>
+        </w:rPr>
+        <w:t>o</w:t>
+      </w:r>
+      <w:r>
+        <w:rPr>
+          <w:lang w:val="en-US"/>
+        </w:rPr>
+        <w:t xml:space="preserve">t our next step and </w:t>
+      </w:r>
+      <w:r>
+        <w:rPr>
+          <w:lang w:val="en-US"/>
+        </w:rPr>
+        <w:t xml:space="preserve">start </w:t>
+      </w:r>
+      <w:r>
+        <w:rPr>
+          <w:lang w:val="en-US"/>
+        </w:rPr>
+        <w:t>oscillat</w:t>
+      </w:r>
+      <w:r>
+        <w:rPr>
+          <w:lang w:val="en-US"/>
+        </w:rPr>
+        <w:t>ing</w:t>
+      </w:r>
+      <w:r>
+        <w:rPr>
+          <w:lang w:val="en-US"/>
+        </w:rPr>
+        <w:t xml:space="preserve"> around the minimum. So, the momentum restricts the algorithm from crossing over our target point. However, if the gradient slope is low and there are no major differences between the updates, taking small steps leads to unnecessary slow learning. Therefore, the momentum </w:t>
+      </w:r>
+      <w:r>
+        <w:rPr>
+          <w:lang w:val="en-US"/>
+        </w:rPr>
+        <w:t>can</w:t>
+      </w:r>
+      <w:r>
+        <w:rPr>
+          <w:lang w:val="en-US"/>
+        </w:rPr>
+        <w:t xml:space="preserve"> </w:t>
+      </w:r>
+      <w:r>
+        <w:rPr>
+          <w:lang w:val="en-US"/>
+        </w:rPr>
+        <w:t xml:space="preserve">help us cross faster through the steep gradients. </w:t>
       </w:r>
     </w:p>
     <w:p>
@@ -77,7 +472,79 @@
         <w:rPr>
           <w:lang w:val="en-US"/>
         </w:rPr>
-        <w:t>independent reproduction of your results.</w:t>
+        <w:t>Another important adjustment was the inclusion of Leaky ReLU and batch normalization. Th</w:t>
+      </w:r>
+      <w:r>
+        <w:rPr>
+          <w:lang w:val="en-US"/>
+        </w:rPr>
+        <w:t>at</w:t>
+      </w:r>
+      <w:r>
+        <w:rPr>
+          <w:lang w:val="en-US"/>
+        </w:rPr>
+        <w:t xml:space="preserve"> </w:t>
+      </w:r>
+      <w:r>
+        <w:rPr>
+          <w:lang w:val="en-US"/>
+        </w:rPr>
+        <w:t>aims</w:t>
+      </w:r>
+      <w:r>
+        <w:rPr>
+          <w:lang w:val="en-US"/>
+        </w:rPr>
+        <w:t xml:space="preserve"> to address the disappearing gradient problem that can easily occur during backpropagation due to the </w:t>
+      </w:r>
+      <w:r>
+        <w:rPr>
+          <w:lang w:val="en-US"/>
+        </w:rPr>
+        <w:t xml:space="preserve">imperfections in the </w:t>
+      </w:r>
+      <w:r>
+        <w:rPr>
+          <w:lang w:val="en-US"/>
+        </w:rPr>
+        <w:t>derivative of ReLU.</w:t>
+      </w:r>
+      <w:r>
+        <w:rPr>
+          <w:lang w:val="en-US"/>
+        </w:rPr>
+        <w:t xml:space="preserve"> </w:t>
+      </w:r>
+      <w:r>
+        <w:rPr>
+          <w:lang w:val="en-US"/>
+        </w:rPr>
+        <w:t xml:space="preserve">Additionally, batch normalization </w:t>
+      </w:r>
+      <w:r>
+        <w:rPr>
+          <w:lang w:val="en-US"/>
+        </w:rPr>
+        <w:t>normalizes and scales</w:t>
+      </w:r>
+      <w:r>
+        <w:rPr>
+          <w:lang w:val="en-US"/>
+        </w:rPr>
+        <w:t xml:space="preserve"> our data</w:t>
+      </w:r>
+      <w:r>
+        <w:rPr>
+          <w:lang w:val="en-US"/>
+        </w:rPr>
+        <w:t>, allowing us to skip these in the preprocessing</w:t>
+      </w:r>
+      <w:r>
+        <w:rPr>
+          <w:lang w:val="en-US"/>
+        </w:rPr>
+        <w:t xml:space="preserve">. </w:t>
       </w:r>
     </w:p>
     <w:p>
@@ -90,7 +557,7 @@
         <w:rPr>
           <w:lang w:val="en-US"/>
         </w:rPr>
-        <w:t>• A discussion on how you have gone about selecting any hyperparameters for the method.</w:t>
+        <w:t xml:space="preserve">Finally, we enabled the use of early stopping with an adjustable patience. This method is pretty helpful during hyperparameter exploration. Specifically for the neural networks it allows us to run training with a high number of epochs, stop it once overfitting is detected, and return to the best state reached beforehand. </w:t>
       </w:r>
     </w:p>
     <w:p>
@@ -99,6 +566,12 @@
           <w:lang w:val="en-US"/>
         </w:rPr>
       </w:pPr>
+      <w:r>
+        <w:rPr>
+          <w:lang w:val="en-US"/>
+        </w:rPr>
+        <w:t xml:space="preserve">The algorithms for feed-forward calculations and backpropagation follow the source implementation with the necessary structural adjustments. </w:t>
+      </w:r>
     </w:p>
     <w:p>
       <w:pPr>
@@ -110,7 +583,134 @@
         <w:rPr>
           <w:lang w:val="en-US"/>
         </w:rPr>
-        <w:t>Feed-forward network implementation</w:t>
+        <w:t xml:space="preserve">Having mentioned all the changes in our implementation, we can now focus on </w:t>
+      </w:r>
+      <w:r>
+        <w:rPr>
+          <w:lang w:val="en-US"/>
+        </w:rPr>
+        <w:t>our model</w:t>
+      </w:r>
+      <w:r>
+        <w:rPr>
+          <w:lang w:val="en-US"/>
+        </w:rPr>
+        <w:t xml:space="preserve">. </w:t>
+      </w:r>
+      <w:r>
+        <w:rPr>
+          <w:lang w:val="en-US"/>
+        </w:rPr>
+        <w:t xml:space="preserve">After testing different configurations, we saw the best performance in a model containing 5 hidden layers using leaky ReLU and one output layer with a standard </w:t>
+      </w:r>
+      <w:r>
+        <w:rPr>
+          <w:lang w:val="en-US"/>
+        </w:rPr>
+        <w:t>SoftMax</w:t>
+      </w:r>
+      <w:r>
+        <w:rPr>
+          <w:lang w:val="en-US"/>
+        </w:rPr>
+        <w:t xml:space="preserve"> activation function. The model requires the raw image data and each layer contains half the </w:t>
+      </w:r>
+      <w:r>
+        <w:rPr>
+          <w:lang w:val="en-US"/>
+        </w:rPr>
+        <w:t>number</w:t>
+      </w:r>
+      <w:r>
+        <w:rPr>
+          <w:lang w:val="en-US"/>
+        </w:rPr>
+        <w:t xml:space="preserve"> of neurons of the previous one</w:t>
+      </w:r>
+      <w:r>
+        <w:rPr>
+          <w:lang w:val="en-US"/>
+        </w:rPr>
+        <w:t xml:space="preserve">. The idea behind it is to have a steady passing of the analysis before we compress it to the final 5 </w:t>
+      </w:r>
+      <w:r>
+        <w:rPr>
+          <w:lang w:val="en-US"/>
+        </w:rPr>
+        <w:lastRenderedPageBreak/>
+        <w:t xml:space="preserve">probabilities. So, we begin with an input of 784 features, </w:t>
+      </w:r>
+      <w:r>
+        <w:rPr>
+          <w:lang w:val="en-US"/>
+        </w:rPr>
+        <w:t xml:space="preserve">and </w:t>
+      </w:r>
+      <w:r>
+        <w:rPr>
+          <w:lang w:val="en-US"/>
+        </w:rPr>
+        <w:t>pass the weighted sum to 256 neurons, followed by 128 neurons, 64</w:t>
+      </w:r>
+      <w:r>
+        <w:rPr>
+          <w:lang w:val="en-US"/>
+        </w:rPr>
+        <w:t>,</w:t>
+      </w:r>
+      <w:r>
+        <w:rPr>
+          <w:lang w:val="en-US"/>
+        </w:rPr>
+        <w:t xml:space="preserve"> and 32 on the last hidden layer before our output. </w:t>
+      </w:r>
+      <w:r>
+        <w:rPr>
+          <w:lang w:val="en-US"/>
+        </w:rPr>
+        <w:t>Looking at the training curve for</w:t>
+      </w:r>
+      <w:r>
+        <w:rPr>
+          <w:lang w:val="en-US"/>
+        </w:rPr>
+        <w:t xml:space="preserve"> the model trained with the full data</w:t>
+      </w:r>
+      <w:r>
+        <w:rPr>
+          <w:lang w:val="en-US"/>
+        </w:rPr>
+        <w:t>, after 20 epochs of training</w:t>
+      </w:r>
+      <w:r>
+        <w:rPr>
+          <w:lang w:val="en-US"/>
+        </w:rPr>
+        <w:t xml:space="preserve"> </w:t>
+      </w:r>
+      <w:r>
+        <w:rPr>
+          <w:lang w:val="en-US"/>
+        </w:rPr>
+        <w:t>it reach</w:t>
+      </w:r>
+      <w:r>
+        <w:rPr>
+          <w:lang w:val="en-US"/>
+        </w:rPr>
+        <w:t>es the ceiling of its capacity</w:t>
+      </w:r>
+      <w:r>
+        <w:rPr>
+          <w:lang w:val="en-US"/>
+        </w:rPr>
+        <w:t xml:space="preserve">. </w:t>
+      </w:r>
+      <w:r>
+        <w:rPr>
+          <w:lang w:val="en-US"/>
+        </w:rPr>
+        <w:t xml:space="preserve">In other words, further training does not improve the understanding of our data. </w:t>
       </w:r>
     </w:p>
     <w:p>
@@ -123,206 +723,146 @@
         <w:rPr>
           <w:lang w:val="en-US"/>
         </w:rPr>
-        <w:t>Our implementation of the second required method is based on (1). However</w:t>
-      </w:r>
-      <w:r>
-        <w:rPr>
-          <w:lang w:val="en-US"/>
-        </w:rPr>
-        <w:t>,</w:t>
-      </w:r>
-      <w:r>
-        <w:rPr>
-          <w:lang w:val="en-US"/>
-        </w:rPr>
-        <w:t xml:space="preserve"> </w:t>
-      </w:r>
-      <w:r>
-        <w:rPr>
-          <w:lang w:val="en-US"/>
-        </w:rPr>
-        <w:t xml:space="preserve">to achieve consistent and better results, we have added </w:t>
-      </w:r>
-      <w:r>
-        <w:rPr>
-          <w:lang w:val="en-US"/>
-        </w:rPr>
-        <w:t>some strategies</w:t>
-      </w:r>
-      <w:r>
-        <w:rPr>
-          <w:lang w:val="en-US"/>
-        </w:rPr>
-        <w:t xml:space="preserve"> for solving general neural network problems like </w:t>
-      </w:r>
-      <w:r>
-        <w:rPr>
-          <w:lang w:val="en-US"/>
-        </w:rPr>
-        <w:t xml:space="preserve">falling in a local minimum and </w:t>
-      </w:r>
-      <w:r>
-        <w:rPr>
-          <w:lang w:val="en-US"/>
-        </w:rPr>
-        <w:t>disappearing gradients.</w:t>
-      </w:r>
-      <w:r>
-        <w:rPr>
-          <w:lang w:val="en-US"/>
-        </w:rPr>
-        <w:t xml:space="preserve"> </w:t>
+        <w:t>If we try to train the model with our reduced images, we see a big drop in accuracy, meaning that our implementation cannot work well with it.</w:t>
       </w:r>
     </w:p>
     <w:p>
       <w:pPr>
         <w:rPr>
-          <w:lang w:val="en-GB"/>
-        </w:rPr>
-      </w:pPr>
-      <w:r>
-        <w:rPr>
-          <w:lang w:val="en-US"/>
-        </w:rPr>
-        <w:t xml:space="preserve">First, we will </w:t>
-      </w:r>
-      <w:r>
-        <w:rPr>
-          <w:lang w:val="en-US"/>
-        </w:rPr>
-        <w:t>highlight</w:t>
-      </w:r>
-      <w:r>
-        <w:rPr>
-          <w:lang w:val="en-US"/>
-        </w:rPr>
-        <w:t xml:space="preserve"> the differences in the structure design of the basic version presented in the article and our variation. The original relies on building the model </w:t>
-      </w:r>
-      <w:r>
-        <w:rPr>
-          <w:lang w:val="en-US"/>
-        </w:rPr>
-        <w:t>using</w:t>
-      </w:r>
-      <w:r>
-        <w:rPr>
-          <w:lang w:val="en-US"/>
-        </w:rPr>
-        <w:t xml:space="preserve"> predefined lists containing the number of neurons for each layer. Although the idea is </w:t>
-      </w:r>
-      <w:r>
-        <w:rPr>
-          <w:lang w:val="en-US"/>
-        </w:rPr>
-        <w:t>perfect</w:t>
-      </w:r>
-      <w:r>
-        <w:rPr>
-          <w:lang w:val="en-US"/>
-        </w:rPr>
-        <w:t xml:space="preserve"> for a </w:t>
-      </w:r>
-      <w:r>
-        <w:rPr>
-          <w:lang w:val="en-US"/>
-        </w:rPr>
-        <w:t xml:space="preserve">functional </w:t>
-      </w:r>
-      <w:r>
-        <w:rPr>
-          <w:lang w:val="en-US"/>
-        </w:rPr>
-        <w:t xml:space="preserve">manual implementation, </w:t>
-      </w:r>
-      <w:r>
-        <w:rPr>
-          <w:lang w:val="en-US"/>
-        </w:rPr>
-        <w:t>we felt that th</w:t>
-      </w:r>
-      <w:r>
-        <w:rPr>
-          <w:lang w:val="en-US"/>
-        </w:rPr>
-        <w:t>is</w:t>
-      </w:r>
-      <w:r>
-        <w:rPr>
-          <w:lang w:val="en-US"/>
-        </w:rPr>
-        <w:t xml:space="preserve"> building </w:t>
-      </w:r>
-      <w:r>
-        <w:rPr>
-          <w:lang w:val="en-US"/>
-        </w:rPr>
-        <w:t>process</w:t>
-      </w:r>
-      <w:r>
-        <w:rPr>
-          <w:lang w:val="en-US"/>
-        </w:rPr>
-        <w:t xml:space="preserve"> was </w:t>
-      </w:r>
-      <w:r>
-        <w:rPr>
-          <w:lang w:val="en-US"/>
-        </w:rPr>
-        <w:t xml:space="preserve">too restricted compared to the methods used in the TensorFlow library. So, </w:t>
-      </w:r>
-      <w:r>
-        <w:rPr>
-          <w:lang w:val="en-US"/>
-        </w:rPr>
-        <w:t>to increase</w:t>
-      </w:r>
-      <w:r>
-        <w:rPr>
-          <w:lang w:val="en-US"/>
-        </w:rPr>
-        <w:t xml:space="preserve"> building flexibility and model transparency, we altered our original code source to resemble the </w:t>
-      </w:r>
-      <w:r>
-        <w:rPr>
-          <w:lang w:val="en-GB"/>
-        </w:rPr>
-        <w:t>“reference implementation”</w:t>
-      </w:r>
-      <w:r>
-        <w:rPr>
-          <w:lang w:val="en-GB"/>
-        </w:rPr>
-        <w:t xml:space="preserve"> which uses an object-oriented approach</w:t>
-      </w:r>
-      <w:r>
-        <w:rPr>
-          <w:lang w:val="en-GB"/>
+          <w:lang w:val="en-US"/>
+        </w:rPr>
+      </w:pPr>
+      <w:r>
+        <w:rPr>
+          <w:lang w:val="en-US"/>
+        </w:rPr>
+        <w:t xml:space="preserve">We used the same </w:t>
+      </w:r>
+      <w:r>
+        <w:rPr>
+          <w:lang w:val="en-US"/>
+        </w:rPr>
+        <w:t>structure</w:t>
+      </w:r>
+      <w:r>
+        <w:rPr>
+          <w:lang w:val="en-US"/>
+        </w:rPr>
+        <w:t xml:space="preserve"> </w:t>
+      </w:r>
+      <w:r>
+        <w:rPr>
+          <w:lang w:val="en-US"/>
+        </w:rPr>
+        <w:t xml:space="preserve">with the raw data </w:t>
+      </w:r>
+      <w:r>
+        <w:rPr>
+          <w:lang w:val="en-US"/>
+        </w:rPr>
+        <w:t xml:space="preserve">for the </w:t>
+      </w:r>
+      <w:r>
+        <w:rPr>
+          <w:lang w:val="en-US"/>
+        </w:rPr>
+        <w:t>TensorFlow implementation and</w:t>
+      </w:r>
+      <w:r>
+        <w:rPr>
+          <w:lang w:val="en-US"/>
+        </w:rPr>
+        <w:t xml:space="preserve"> the </w:t>
+      </w:r>
+      <w:r>
+        <w:rPr>
+          <w:lang w:val="en-US"/>
+        </w:rPr>
+        <w:t xml:space="preserve">results </w:t>
+      </w:r>
+      <w:r>
+        <w:rPr>
+          <w:lang w:val="en-US"/>
+        </w:rPr>
+        <w:t xml:space="preserve">in accuracy </w:t>
+      </w:r>
+      <w:r>
+        <w:rPr>
+          <w:lang w:val="en-US"/>
+        </w:rPr>
+        <w:t>ended up higher with a lower number of epochs required</w:t>
+      </w:r>
+      <w:r>
+        <w:rPr>
+          <w:lang w:val="en-US"/>
+        </w:rPr>
+        <w:t xml:space="preserve">. </w:t>
+      </w:r>
+      <w:r>
+        <w:rPr>
+          <w:lang w:val="en-US"/>
+        </w:rPr>
+        <w:t>To our surprise,</w:t>
+      </w:r>
+      <w:r>
+        <w:rPr>
+          <w:lang w:val="en-US"/>
+        </w:rPr>
+        <w:t xml:space="preserve"> TensorFlow</w:t>
+      </w:r>
+      <w:r>
+        <w:rPr>
+          <w:lang w:val="en-US"/>
+        </w:rPr>
+        <w:t xml:space="preserve"> does not </w:t>
+      </w:r>
+      <w:r>
+        <w:rPr>
+          <w:lang w:val="en-US"/>
+        </w:rPr>
+        <w:t>encounter</w:t>
+      </w:r>
+      <w:r>
+        <w:rPr>
+          <w:lang w:val="en-US"/>
+        </w:rPr>
+        <w:t xml:space="preserve"> any </w:t>
+      </w:r>
+      <w:r>
+        <w:rPr>
+          <w:lang w:val="en-US"/>
+        </w:rPr>
+        <w:t>issues</w:t>
+      </w:r>
+      <w:r>
+        <w:rPr>
+          <w:lang w:val="en-US"/>
+        </w:rPr>
+        <w:t xml:space="preserve"> with the reduced data</w:t>
+      </w:r>
+      <w:r>
+        <w:rPr>
+          <w:lang w:val="en-US"/>
+        </w:rPr>
+        <w:t xml:space="preserve"> and performs just as well as the raw data model</w:t>
+      </w:r>
+      <w:r>
+        <w:rPr>
+          <w:lang w:val="en-US"/>
         </w:rPr>
         <w:t>.</w:t>
       </w:r>
       <w:r>
         <w:rPr>
-          <w:lang w:val="en-GB"/>
-        </w:rPr>
-        <w:t xml:space="preserve"> Now our implementation allows control over the activation function for each layer, the </w:t>
-      </w:r>
-      <w:r>
-        <w:rPr>
-          <w:lang w:val="en-GB"/>
-        </w:rPr>
-        <w:t xml:space="preserve">optimizer, </w:t>
-      </w:r>
-      <w:r>
-        <w:rPr>
-          <w:lang w:val="en-GB"/>
-        </w:rPr>
-        <w:t xml:space="preserve">and the </w:t>
-      </w:r>
-      <w:r>
-        <w:rPr>
-          <w:lang w:val="en-GB"/>
-        </w:rPr>
-        <w:t xml:space="preserve">learning rate. </w:t>
+          <w:lang w:val="en-US"/>
+        </w:rPr>
+        <w:t xml:space="preserve"> </w:t>
+      </w:r>
+      <w:r>
+        <w:rPr>
+          <w:lang w:val="en-US"/>
+        </w:rPr>
+        <w:t>Yet we are going to use the former one because of structure consistency in our comparison.</w:t>
       </w:r>
     </w:p>
     <w:p>
@@ -331,203 +871,6 @@
           <w:lang w:val="en-US"/>
         </w:rPr>
       </w:pPr>
-      <w:r>
-        <w:rPr>
-          <w:lang w:val="en-GB"/>
-        </w:rPr>
-        <w:t xml:space="preserve">Next, we decided to </w:t>
-      </w:r>
-      <w:r>
-        <w:rPr>
-          <w:lang w:val="en-GB"/>
-        </w:rPr>
-        <w:t xml:space="preserve">switch to a better optimizer. The original code uses a </w:t>
-      </w:r>
-      <w:r>
-        <w:rPr>
-          <w:lang w:val="en-GB"/>
-        </w:rPr>
-        <w:t>mini-batch gradient</w:t>
-      </w:r>
-      <w:r>
-        <w:rPr>
-          <w:lang w:val="en-GB"/>
-        </w:rPr>
-        <w:t xml:space="preserve"> </w:t>
-      </w:r>
-      <w:r>
-        <w:rPr>
-          <w:lang w:val="en-GB"/>
-        </w:rPr>
-        <w:t>descent</w:t>
-      </w:r>
-      <w:r>
-        <w:rPr>
-          <w:lang w:val="en-GB"/>
-        </w:rPr>
-        <w:t xml:space="preserve"> but is still susceptible to falling into a local minimum. As we already had He initialization we decided to implement</w:t>
-      </w:r>
-      <w:r>
-        <w:rPr>
-          <w:lang w:val="en-GB"/>
-        </w:rPr>
-        <w:t xml:space="preserve"> adaptive moment estimation</w:t>
-      </w:r>
-      <w:r>
-        <w:rPr>
-          <w:lang w:val="en-GB"/>
-        </w:rPr>
-        <w:t xml:space="preserve"> (Adam) based on this article (2). The benefits of Adam are the inclusion of both </w:t>
-      </w:r>
-      <w:proofErr w:type="spellStart"/>
-      <w:r>
-        <w:t>RMSProp</w:t>
-      </w:r>
-      <w:proofErr w:type="spellEnd"/>
-      <w:r>
-        <w:rPr>
-          <w:lang w:val="en-US"/>
-        </w:rPr>
-        <w:t xml:space="preserve"> and momentum optimization. </w:t>
-      </w:r>
-      <w:r>
-        <w:rPr>
-          <w:lang w:val="en-US"/>
-        </w:rPr>
-        <w:t xml:space="preserve">The former solves the problem </w:t>
-      </w:r>
-      <w:r>
-        <w:rPr>
-          <w:lang w:val="en-US"/>
-        </w:rPr>
-        <w:t>of</w:t>
-      </w:r>
-      <w:r>
-        <w:rPr>
-          <w:lang w:val="en-US"/>
-        </w:rPr>
-        <w:t xml:space="preserve"> ending</w:t>
-      </w:r>
-      <w:r>
-        <w:rPr>
-          <w:lang w:val="en-US"/>
-        </w:rPr>
-        <w:t xml:space="preserve"> </w:t>
-      </w:r>
-      <w:r>
-        <w:rPr>
-          <w:lang w:val="en-US"/>
-        </w:rPr>
-        <w:t>up in a</w:t>
-      </w:r>
-      <w:r>
-        <w:rPr>
-          <w:lang w:val="en-US"/>
-        </w:rPr>
-        <w:t xml:space="preserve"> local minimum by introducing the idea of a decaying rate. This means that when we update the weights the most recent gradients have a greater impact on </w:t>
-      </w:r>
-      <w:r>
-        <w:rPr>
-          <w:lang w:val="en-US"/>
-        </w:rPr>
-        <w:t>the “direction” of our next step</w:t>
-      </w:r>
-      <w:r>
-        <w:rPr>
-          <w:lang w:val="en-US"/>
-        </w:rPr>
-        <w:t>.</w:t>
-      </w:r>
-      <w:r>
-        <w:rPr>
-          <w:lang w:val="en-US"/>
-        </w:rPr>
-        <w:t xml:space="preserve"> The momentum is used to accelerate our learning process </w:t>
-      </w:r>
-      <w:r>
-        <w:rPr>
-          <w:lang w:val="en-US"/>
-        </w:rPr>
-        <w:t>according to the steepness of the gradient</w:t>
-      </w:r>
-      <w:r>
-        <w:rPr>
-          <w:lang w:val="en-US"/>
-        </w:rPr>
-        <w:t xml:space="preserve">. </w:t>
-      </w:r>
-      <w:r>
-        <w:rPr>
-          <w:lang w:val="en-US"/>
-        </w:rPr>
-        <w:t>If the slope is big</w:t>
-      </w:r>
-      <w:r>
-        <w:rPr>
-          <w:lang w:val="en-US"/>
-        </w:rPr>
-        <w:t>,</w:t>
-      </w:r>
-      <w:r>
-        <w:rPr>
-          <w:lang w:val="en-US"/>
-        </w:rPr>
-        <w:t xml:space="preserve"> there is a chance to oversho</w:t>
-      </w:r>
-      <w:r>
-        <w:rPr>
-          <w:lang w:val="en-US"/>
-        </w:rPr>
-        <w:t>o</w:t>
-      </w:r>
-      <w:r>
-        <w:rPr>
-          <w:lang w:val="en-US"/>
-        </w:rPr>
-        <w:t xml:space="preserve">t our next step and </w:t>
-      </w:r>
-      <w:r>
-        <w:rPr>
-          <w:lang w:val="en-US"/>
-        </w:rPr>
-        <w:t xml:space="preserve">start </w:t>
-      </w:r>
-      <w:r>
-        <w:rPr>
-          <w:lang w:val="en-US"/>
-        </w:rPr>
-        <w:t>oscillat</w:t>
-      </w:r>
-      <w:r>
-        <w:rPr>
-          <w:lang w:val="en-US"/>
-        </w:rPr>
-        <w:t>ing</w:t>
-      </w:r>
-      <w:r>
-        <w:rPr>
-          <w:lang w:val="en-US"/>
-        </w:rPr>
-        <w:t xml:space="preserve"> around the minimum. So, the momentum restricts the algorithm from crossing over our target point. However, if the gradient slope is low and there are no major differences between the updates, taking small steps leads to unnecessary slow learning. Therefore, the momentum </w:t>
-      </w:r>
-      <w:r>
-        <w:rPr>
-          <w:lang w:val="en-US"/>
-        </w:rPr>
-        <w:t>can</w:t>
-      </w:r>
-      <w:r>
-        <w:rPr>
-          <w:lang w:val="en-US"/>
-        </w:rPr>
-        <w:t xml:space="preserve"> </w:t>
-      </w:r>
-      <w:r>
-        <w:rPr>
-          <w:lang w:val="en-US"/>
-        </w:rPr>
-        <w:t xml:space="preserve">help us cross faster through the steep gradients. </w:t>
-      </w:r>
     </w:p>
     <w:p>
       <w:pPr>
@@ -535,124 +878,36 @@
           <w:lang w:val="en-US"/>
         </w:rPr>
       </w:pPr>
-      <w:r>
-        <w:rPr>
-          <w:lang w:val="en-US"/>
-        </w:rPr>
-        <w:t xml:space="preserve">Another important adjustment was the inclusion of Leaky </w:t>
-      </w:r>
-      <w:proofErr w:type="spellStart"/>
-      <w:r>
-        <w:rPr>
-          <w:lang w:val="en-US"/>
-        </w:rPr>
-        <w:t>ReLU</w:t>
-      </w:r>
-      <w:proofErr w:type="spellEnd"/>
-      <w:r>
-        <w:rPr>
-          <w:lang w:val="en-US"/>
-        </w:rPr>
-        <w:t xml:space="preserve"> and batch normalization. Th</w:t>
-      </w:r>
-      <w:r>
-        <w:rPr>
-          <w:lang w:val="en-US"/>
-        </w:rPr>
-        <w:t>at</w:t>
-      </w:r>
-      <w:r>
-        <w:rPr>
-          <w:lang w:val="en-US"/>
-        </w:rPr>
-        <w:t xml:space="preserve"> </w:t>
-      </w:r>
-      <w:r>
-        <w:rPr>
-          <w:lang w:val="en-US"/>
-        </w:rPr>
-        <w:t>aims</w:t>
-      </w:r>
-      <w:r>
-        <w:rPr>
-          <w:lang w:val="en-US"/>
-        </w:rPr>
-        <w:t xml:space="preserve"> to address the disappearing gradient problem that can easily occur during backpropagation due to the </w:t>
-      </w:r>
-      <w:r>
-        <w:rPr>
-          <w:lang w:val="en-US"/>
-        </w:rPr>
-        <w:t xml:space="preserve">imperfections in the </w:t>
-      </w:r>
-      <w:r>
-        <w:rPr>
-          <w:lang w:val="en-US"/>
-        </w:rPr>
-        <w:t xml:space="preserve">derivative of </w:t>
-      </w:r>
-      <w:proofErr w:type="spellStart"/>
-      <w:r>
-        <w:rPr>
-          <w:lang w:val="en-US"/>
-        </w:rPr>
-        <w:t>ReLU</w:t>
-      </w:r>
-      <w:proofErr w:type="spellEnd"/>
-      <w:r>
-        <w:rPr>
-          <w:lang w:val="en-US"/>
-        </w:rPr>
-        <w:t>.</w:t>
-      </w:r>
-      <w:r>
-        <w:rPr>
-          <w:lang w:val="en-US"/>
-        </w:rPr>
-        <w:t xml:space="preserve"> </w:t>
-      </w:r>
-      <w:r>
-        <w:rPr>
-          <w:lang w:val="en-US"/>
-        </w:rPr>
-        <w:t xml:space="preserve">Additionally, batch normalization </w:t>
-      </w:r>
-      <w:r>
-        <w:rPr>
-          <w:lang w:val="en-US"/>
-        </w:rPr>
-        <w:t>normalizes and scales</w:t>
-      </w:r>
-      <w:r>
-        <w:rPr>
-          <w:lang w:val="en-US"/>
-        </w:rPr>
-        <w:t xml:space="preserve"> our data</w:t>
-      </w:r>
-      <w:r>
-        <w:rPr>
-          <w:lang w:val="en-US"/>
-        </w:rPr>
-        <w:t>, allowing us to skip these in the preprocessing</w:t>
-      </w:r>
-      <w:r>
-        <w:rPr>
-          <w:lang w:val="en-US"/>
-        </w:rPr>
-        <w:t xml:space="preserve">. </w:t>
-      </w:r>
     </w:p>
     <w:p>
       <w:pPr>
         <w:rPr>
-          <w:lang w:val="en-US"/>
-        </w:rPr>
-      </w:pPr>
-      <w:r>
-        <w:rPr>
-          <w:lang w:val="en-US"/>
-        </w:rPr>
-        <w:t xml:space="preserve">Finally, we enabled the use of early stopping with an adjustable patience. This method is pretty helpful during hyperparameter exploration. Specifically for the neural networks it allows us to run training with a high number of epochs, stop it once overfitting is detected, and return to the best state reached beforehand. </w:t>
+          <w:b/>
+          <w:bCs/>
+          <w:sz w:val="24"/>
+          <w:szCs w:val="24"/>
+          <w:lang w:val="en-US"/>
+        </w:rPr>
+      </w:pPr>
+      <w:r>
+        <w:rPr>
+          <w:b/>
+          <w:bCs/>
+          <w:sz w:val="24"/>
+          <w:szCs w:val="24"/>
+          <w:lang w:val="en-US"/>
+        </w:rPr>
+        <w:t>CNN</w:t>
+      </w:r>
+      <w:r>
+        <w:rPr>
+          <w:b/>
+          <w:bCs/>
+          <w:sz w:val="24"/>
+          <w:szCs w:val="24"/>
+          <w:lang w:val="en-US"/>
+        </w:rPr>
+        <w:t xml:space="preserve"> implementation</w:t>
       </w:r>
     </w:p>
     <w:p>
@@ -665,27 +920,19 @@
         <w:rPr>
           <w:lang w:val="en-US"/>
         </w:rPr>
-        <w:lastRenderedPageBreak/>
-        <w:t xml:space="preserve">The algorithms for feed-forward calculations and backpropagation follow the source implementation with the necessary structural adjustments. </w:t>
-      </w:r>
-    </w:p>
-    <w:p>
-      <w:pPr>
-        <w:rPr>
-          <w:lang w:val="en-US"/>
-        </w:rPr>
-      </w:pPr>
-      <w:r>
-        <w:rPr>
-          <w:lang w:val="en-US"/>
-        </w:rPr>
-        <w:t xml:space="preserve">Having mentioned all the changes in our implementation, we can now focus on </w:t>
-      </w:r>
-      <w:r>
-        <w:rPr>
-          <w:lang w:val="en-US"/>
-        </w:rPr>
-        <w:t>our model</w:t>
+        <w:t xml:space="preserve">CNN is another type of </w:t>
+      </w:r>
+      <w:r>
+        <w:rPr>
+          <w:lang w:val="en-US"/>
+        </w:rPr>
+        <w:t xml:space="preserve">artificial neural </w:t>
+      </w:r>
+      <w:r>
+        <w:rPr>
+          <w:lang w:val="en-US"/>
+        </w:rPr>
+        <w:t>network</w:t>
       </w:r>
       <w:r>
         <w:rPr>
@@ -697,148 +944,7 @@
         <w:rPr>
           <w:lang w:val="en-US"/>
         </w:rPr>
-        <w:t xml:space="preserve">After testing different configurations, we saw the best performance in a model containing 5 hidden layers using leaky </w:t>
-      </w:r>
-      <w:proofErr w:type="spellStart"/>
-      <w:r>
-        <w:rPr>
-          <w:lang w:val="en-US"/>
-        </w:rPr>
-        <w:t>ReLU</w:t>
-      </w:r>
-      <w:proofErr w:type="spellEnd"/>
-      <w:r>
-        <w:rPr>
-          <w:lang w:val="en-US"/>
-        </w:rPr>
-        <w:t xml:space="preserve"> and one output layer with a standard </w:t>
-      </w:r>
-      <w:r>
-        <w:rPr>
-          <w:lang w:val="en-US"/>
-        </w:rPr>
-        <w:t>SoftMax</w:t>
-      </w:r>
-      <w:r>
-        <w:rPr>
-          <w:lang w:val="en-US"/>
-        </w:rPr>
-        <w:t xml:space="preserve"> activation function. The model requires the raw image data and each layer contains half the </w:t>
-      </w:r>
-      <w:r>
-        <w:rPr>
-          <w:lang w:val="en-US"/>
-        </w:rPr>
-        <w:t>number</w:t>
-      </w:r>
-      <w:r>
-        <w:rPr>
-          <w:lang w:val="en-US"/>
-        </w:rPr>
-        <w:t xml:space="preserve"> of neurons of the previous one</w:t>
-      </w:r>
-      <w:r>
-        <w:rPr>
-          <w:lang w:val="en-US"/>
-        </w:rPr>
-        <w:t xml:space="preserve">. The idea behind it is to have a steady passing of the analysis before we compress it to the final 5 probabilities. So, we begin with an input of 784 features, </w:t>
-      </w:r>
-      <w:r>
-        <w:rPr>
-          <w:lang w:val="en-US"/>
-        </w:rPr>
-        <w:t xml:space="preserve">and </w:t>
-      </w:r>
-      <w:r>
-        <w:rPr>
-          <w:lang w:val="en-US"/>
-        </w:rPr>
-        <w:t>pass the weighted sum to 256 neurons, followed by 128 neurons, 64</w:t>
-      </w:r>
-      <w:r>
-        <w:rPr>
-          <w:lang w:val="en-US"/>
-        </w:rPr>
-        <w:t>,</w:t>
-      </w:r>
-      <w:r>
-        <w:rPr>
-          <w:lang w:val="en-US"/>
-        </w:rPr>
-        <w:t xml:space="preserve"> and 32 on the last hidden layer before our output. </w:t>
-      </w:r>
-    </w:p>
-    <w:p>
-      <w:pPr>
-        <w:rPr>
-          <w:lang w:val="en-US"/>
-        </w:rPr>
-      </w:pPr>
-      <w:r>
-        <w:rPr>
-          <w:lang w:val="en-US"/>
-        </w:rPr>
-        <w:t xml:space="preserve">We used the same strategy for the </w:t>
-      </w:r>
-      <w:r>
-        <w:rPr>
-          <w:lang w:val="en-US"/>
-        </w:rPr>
-        <w:t>TensorFlow implementation and</w:t>
-      </w:r>
-      <w:r>
-        <w:rPr>
-          <w:lang w:val="en-US"/>
-        </w:rPr>
-        <w:t xml:space="preserve"> the </w:t>
-      </w:r>
-      <w:r>
-        <w:rPr>
-          <w:lang w:val="en-US"/>
-        </w:rPr>
-        <w:t>results were close to each other</w:t>
-      </w:r>
-      <w:r>
-        <w:rPr>
-          <w:lang w:val="en-US"/>
-        </w:rPr>
-        <w:t xml:space="preserve"> when we fed the raw data to the models</w:t>
-      </w:r>
-      <w:r>
-        <w:rPr>
-          <w:lang w:val="en-US"/>
-        </w:rPr>
-        <w:t>. Unfortunately, our</w:t>
-      </w:r>
-      <w:r>
-        <w:rPr>
-          <w:lang w:val="en-US"/>
-        </w:rPr>
-        <w:t xml:space="preserve"> manual</w:t>
-      </w:r>
-      <w:r>
-        <w:rPr>
-          <w:lang w:val="en-US"/>
-        </w:rPr>
-        <w:t xml:space="preserve"> implementation could not reach the same level of performance on the transformed data</w:t>
-      </w:r>
-      <w:r>
-        <w:rPr>
-          <w:lang w:val="en-US"/>
-        </w:rPr>
-        <w:t xml:space="preserve"> as </w:t>
-      </w:r>
-      <w:r>
-        <w:rPr>
-          <w:lang w:val="en-US"/>
-        </w:rPr>
-        <w:t>TensorFlow</w:t>
-      </w:r>
-      <w:r>
-        <w:rPr>
-          <w:lang w:val="en-US"/>
-        </w:rPr>
-        <w:t>.</w:t>
+        <w:t>Therefore,</w:t>
       </w:r>
       <w:r>
         <w:rPr>
@@ -846,75 +952,23 @@
         </w:rPr>
         <w:t xml:space="preserve"> </w:t>
       </w:r>
-    </w:p>
-    <w:p>
-      <w:pPr>
-        <w:rPr>
-          <w:lang w:val="en-US"/>
-        </w:rPr>
-      </w:pPr>
-    </w:p>
-    <w:p>
-      <w:pPr>
-        <w:rPr>
-          <w:lang w:val="en-US"/>
-        </w:rPr>
-      </w:pPr>
-      <w:r>
-        <w:rPr>
-          <w:lang w:val="en-US"/>
-        </w:rPr>
-        <w:t>CNN</w:t>
-      </w:r>
-      <w:r>
-        <w:rPr>
-          <w:lang w:val="en-US"/>
-        </w:rPr>
-        <w:t xml:space="preserve"> implementation</w:t>
-      </w:r>
-    </w:p>
-    <w:p>
-      <w:pPr>
-        <w:rPr>
-          <w:lang w:val="en-US"/>
-        </w:rPr>
-      </w:pPr>
-      <w:r>
-        <w:rPr>
-          <w:lang w:val="en-US"/>
-        </w:rPr>
-        <w:t>It should allow us to handle different variations of the same object</w:t>
-      </w:r>
-    </w:p>
-    <w:p>
-      <w:pPr>
-        <w:rPr>
-          <w:lang w:val="en-US"/>
-        </w:rPr>
-      </w:pPr>
-      <w:r>
-        <w:rPr>
-          <w:lang w:val="en-US"/>
-        </w:rPr>
-        <w:t xml:space="preserve">CNN is another type of AN. </w:t>
-      </w:r>
-      <w:r>
-        <w:rPr>
-          <w:lang w:val="en-US"/>
-        </w:rPr>
-        <w:t>Therefore,</w:t>
-      </w:r>
-      <w:r>
-        <w:rPr>
-          <w:lang w:val="en-US"/>
-        </w:rPr>
-        <w:t xml:space="preserve"> </w:t>
-      </w:r>
-      <w:r>
-        <w:rPr>
-          <w:lang w:val="en-US"/>
-        </w:rPr>
-        <w:t>the method follows a big part of the logic in our previous segment with feed-forward neural networks. However, CNN</w:t>
+      <w:r>
+        <w:rPr>
+          <w:lang w:val="en-US"/>
+        </w:rPr>
+        <w:t xml:space="preserve">the method follows </w:t>
+      </w:r>
+      <w:r>
+        <w:rPr>
+          <w:lang w:val="en-US"/>
+        </w:rPr>
+        <w:t>tremendously</w:t>
+      </w:r>
+      <w:r>
+        <w:rPr>
+          <w:lang w:val="en-US"/>
+        </w:rPr>
+        <w:t xml:space="preserve"> the logic in our previous segment with feed-forward neural networks. However, CNN</w:t>
       </w:r>
       <w:r>
         <w:rPr>
@@ -1113,7 +1167,19 @@
         <w:rPr>
           <w:lang w:val="en-GB"/>
         </w:rPr>
-        <w:t xml:space="preserve"> we use small filters</w:t>
+        <w:t xml:space="preserve"> we use small </w:t>
+      </w:r>
+      <w:r>
+        <w:rPr>
+          <w:lang w:val="en-GB"/>
+        </w:rPr>
+        <w:t xml:space="preserve">convolution </w:t>
+      </w:r>
+      <w:r>
+        <w:rPr>
+          <w:lang w:val="en-GB"/>
+        </w:rPr>
+        <w:t>filters</w:t>
       </w:r>
       <w:r>
         <w:rPr>
@@ -1264,13 +1330,38 @@
         <w:rPr>
           <w:lang w:val="en-GB"/>
         </w:rPr>
-        <w:t xml:space="preserve">We add Dropout on some layers in an attempt to prevent overfitting. Our strategy is to have a high probability for the first hidden layer, because of the large number of neurons, and decrease it </w:t>
+        <w:t>We add Dropout on some layers in an attempt to prevent overfitting. Our strategy is to have a high probability for the first hidden layer</w:t>
+      </w:r>
+      <w:r>
+        <w:rPr>
+          <w:lang w:val="en-GB"/>
+        </w:rPr>
+        <w:t xml:space="preserve"> (0.5)</w:t>
+      </w:r>
+      <w:r>
+        <w:rPr>
+          <w:lang w:val="en-GB"/>
+        </w:rPr>
+        <w:t xml:space="preserve">, because of the </w:t>
+      </w:r>
+      <w:r>
+        <w:rPr>
+          <w:lang w:val="en-GB"/>
+        </w:rPr>
+        <w:lastRenderedPageBreak/>
+        <w:t xml:space="preserve">large number of neurons, and decrease it </w:t>
       </w:r>
       <w:r>
         <w:rPr>
           <w:lang w:val="en-GB"/>
         </w:rPr>
         <w:t>alongside the number of neurons</w:t>
+      </w:r>
+      <w:r>
+        <w:rPr>
+          <w:lang w:val="en-GB"/>
+        </w:rPr>
+        <w:t xml:space="preserve"> (0.3 on the next one and 0.2 for the last)</w:t>
       </w:r>
       <w:r>
         <w:rPr>
@@ -1295,7 +1386,6 @@
         <w:rPr>
           <w:lang w:val="en-GB"/>
         </w:rPr>
-        <w:lastRenderedPageBreak/>
         <w:t xml:space="preserve">Additionally, we tested the network with </w:t>
       </w:r>
       <w:r>
@@ -1336,6 +1426,25 @@
         <w:rPr>
           <w:lang w:val="en-US"/>
         </w:rPr>
+        <w:t xml:space="preserve">The model requires </w:t>
+      </w:r>
+      <w:r>
+        <w:rPr>
+          <w:lang w:val="en-US"/>
+        </w:rPr>
+        <w:t>around 15 epochs to reach the best performance.</w:t>
+      </w:r>
+    </w:p>
+    <w:p>
+      <w:pPr>
+        <w:rPr>
+          <w:lang w:val="en-US"/>
+        </w:rPr>
+      </w:pPr>
+      <w:r>
+        <w:rPr>
+          <w:lang w:val="en-US"/>
+        </w:rPr>
         <w:t>W</w:t>
       </w:r>
       <w:r>
@@ -1378,7 +1487,19 @@
         <w:rPr>
           <w:lang w:val="en-US"/>
         </w:rPr>
-        <w:t xml:space="preserve">by comparing it to an example from the book () that was said to show excellent results in clothes classification. The conclusion is that the two implementations </w:t>
+        <w:t>by comparing it to an example from the book (</w:t>
+      </w:r>
+      <w:r>
+        <w:rPr>
+          <w:lang w:val="en-US"/>
+        </w:rPr>
+        <w:t>3</w:t>
+      </w:r>
+      <w:r>
+        <w:rPr>
+          <w:lang w:val="en-US"/>
+        </w:rPr>
+        <w:t xml:space="preserve">) that was said to show excellent results in clothes classification. The conclusion is that the two implementations </w:t>
       </w:r>
       <w:r>
         <w:rPr>
@@ -1397,6 +1518,12 @@
           <w:lang w:val="en-US"/>
         </w:rPr>
         <w:t>similar accuracy</w:t>
+      </w:r>
+      <w:r>
+        <w:rPr>
+          <w:lang w:val="en-US"/>
+        </w:rPr>
+        <w:t xml:space="preserve"> (around 1% difference)</w:t>
       </w:r>
       <w:r>
         <w:rPr>
@@ -2296,4 +2423,16 @@
     </a:ext>
   </a:extLst>
 </a:theme>
+</file>
+
+<file path=customXml/item1.xml><?xml version="1.0" encoding="utf-8"?>
+<b:Sources xmlns:b="http://schemas.openxmlformats.org/officeDocument/2006/bibliography" xmlns="http://schemas.openxmlformats.org/officeDocument/2006/bibliography" SelectedStyle="\APASixthEditionOfficeOnline.xsl" StyleName="APA" Version="6"/>
+</file>
+
+<file path=customXml/itemProps1.xml><?xml version="1.0" encoding="utf-8"?>
+<ds:datastoreItem xmlns:ds="http://schemas.openxmlformats.org/officeDocument/2006/customXml" ds:itemID="{E00B76E0-4769-446C-A254-94FDB75C20C1}">
+  <ds:schemaRefs>
+    <ds:schemaRef ds:uri="http://schemas.openxmlformats.org/officeDocument/2006/bibliography"/>
+  </ds:schemaRefs>
+</ds:datastoreItem>
 </file>